--- a/content/docs/cv/detailed_cv/fransimo_detailed_cv.docx
+++ b/content/docs/cv/detailed_cv/fransimo_detailed_cv.docx
@@ -2,7 +2,7 @@
 <file path=word/document.xml><?xml version="1.0" encoding="utf-8"?>
 <w:document xmlns:w="http://schemas.openxmlformats.org/wordprocessingml/2006/main" xmlns:m="http://schemas.openxmlformats.org/officeDocument/2006/math" xmlns:r="http://schemas.openxmlformats.org/officeDocument/2006/relationships" xmlns:o="urn:schemas-microsoft-com:office:office" xmlns:v="urn:schemas-microsoft-com:vml" xmlns:w10="urn:schemas-microsoft-com:office:word" xmlns:a="http://schemas.openxmlformats.org/drawingml/2006/main" xmlns:pic="http://schemas.openxmlformats.org/drawingml/2006/picture" xmlns:wp="http://schemas.openxmlformats.org/drawingml/2006/wordprocessingDrawing">
   <w:body>
-    <w:bookmarkStart w:id="23" w:name="fran-simó"/>
+    <w:bookmarkStart w:id="12" w:name="fran-simó"/>
     <w:p>
       <w:pPr>
         <w:pStyle w:val="Heading1"/>
@@ -31,7 +31,7 @@
       <w:pPr>
         <w:pStyle w:val="BodyText"/>
       </w:pPr>
-      <w:hyperlink r:id="rId20">
+      <w:hyperlink r:id="rId9">
         <w:r>
           <w:rPr>
             <w:rStyle w:val="Hyperlink"/>
@@ -48,7 +48,7 @@
       <w:r>
         <w:t xml:space="preserve"> </w:t>
       </w:r>
-      <w:hyperlink r:id="rId21">
+      <w:hyperlink r:id="rId10">
         <w:r>
           <w:rPr>
             <w:rStyle w:val="Hyperlink"/>
@@ -65,7 +65,7 @@
       <w:r>
         <w:t xml:space="preserve"> </w:t>
       </w:r>
-      <w:hyperlink r:id="rId22">
+      <w:hyperlink r:id="rId11">
         <w:r>
           <w:rPr>
             <w:rStyle w:val="Hyperlink"/>
@@ -74,8 +74,8 @@
         </w:r>
       </w:hyperlink>
     </w:p>
-    <w:bookmarkEnd w:id="23"/>
-    <w:bookmarkStart w:id="49" w:name="education"/>
+    <w:bookmarkEnd w:id="12"/>
+    <w:bookmarkStart w:id="38" w:name="education"/>
     <w:p>
       <w:pPr>
         <w:pStyle w:val="Heading1"/>
@@ -84,7 +84,7 @@
         <w:t xml:space="preserve">Education</w:t>
       </w:r>
     </w:p>
-    <w:bookmarkStart w:id="24" w:name="formal---engineering"/>
+    <w:bookmarkStart w:id="13" w:name="formal---engineering"/>
     <w:p>
       <w:pPr>
         <w:pStyle w:val="Heading2"/>
@@ -97,7 +97,6 @@
       <w:tblPr>
         <w:tblStyle w:val="Table"/>
         <w:tblW w:type="auto" w:w="0"/>
-        <w:jc w:val="left"/>
         <w:tblLook w:firstRow="1" w:lastRow="0" w:firstColumn="0" w:lastColumn="0" w:noHBand="0" w:noVBand="0" w:val="0020"/>
       </w:tblPr>
       <w:tblGrid>
@@ -113,7 +112,6 @@
           <w:p>
             <w:pPr>
               <w:pStyle w:val="Compact"/>
-              <w:jc w:val="left"/>
             </w:pPr>
             <w:r>
               <w:t xml:space="preserve">Years</w:t>
@@ -125,7 +123,6 @@
           <w:p>
             <w:pPr>
               <w:pStyle w:val="Compact"/>
-              <w:jc w:val="left"/>
             </w:pPr>
             <w:r>
               <w:t xml:space="preserve">Title</w:t>
@@ -139,7 +136,6 @@
           <w:p>
             <w:pPr>
               <w:pStyle w:val="Compact"/>
-              <w:jc w:val="left"/>
             </w:pPr>
             <w:r>
               <w:t xml:space="preserve">1998-2000</w:t>
@@ -151,7 +147,6 @@
           <w:p>
             <w:pPr>
               <w:pStyle w:val="Compact"/>
-              <w:jc w:val="left"/>
             </w:pPr>
             <w:r>
               <w:t xml:space="preserve">Master’s Degree in Software Engineering - Fundació Politècnica de Catalunya, Barcelona, Spain.</w:t>
@@ -165,7 +160,6 @@
           <w:p>
             <w:pPr>
               <w:pStyle w:val="Compact"/>
-              <w:jc w:val="left"/>
             </w:pPr>
             <w:r>
               <w:t xml:space="preserve">1992-1998</w:t>
@@ -177,7 +171,6 @@
           <w:p>
             <w:pPr>
               <w:pStyle w:val="Compact"/>
-              <w:jc w:val="left"/>
             </w:pPr>
             <w:r>
               <w:t xml:space="preserve">Information systems engineer - Universidad Tecnológica Nacional, Córdoba, Argentina.</w:t>
@@ -191,7 +184,6 @@
           <w:p>
             <w:pPr>
               <w:pStyle w:val="Compact"/>
-              <w:jc w:val="left"/>
             </w:pPr>
             <w:r>
               <w:t xml:space="preserve">1986-1991</w:t>
@@ -203,7 +195,6 @@
           <w:p>
             <w:pPr>
               <w:pStyle w:val="Compact"/>
-              <w:jc w:val="left"/>
             </w:pPr>
             <w:r>
               <w:t xml:space="preserve">Computer technician - Colegio Nacional Villa Carlos Paz, Villa Carlos Paz, Argentina.</w:t>
@@ -212,8 +203,8 @@
         </w:tc>
       </w:tr>
     </w:tbl>
-    <w:bookmarkEnd w:id="24"/>
-    <w:bookmarkStart w:id="36" w:name="non-formal---therapies-and-art"/>
+    <w:bookmarkEnd w:id="13"/>
+    <w:bookmarkStart w:id="25" w:name="non-formal---therapies-and-art"/>
     <w:p>
       <w:pPr>
         <w:pStyle w:val="Heading2"/>
@@ -226,7 +217,6 @@
       <w:tblPr>
         <w:tblStyle w:val="Table"/>
         <w:tblW w:type="auto" w:w="0"/>
-        <w:jc w:val="left"/>
         <w:tblLook w:firstRow="1" w:lastRow="0" w:firstColumn="0" w:lastColumn="0" w:noHBand="0" w:noVBand="0" w:val="0020"/>
       </w:tblPr>
       <w:tblGrid>
@@ -242,7 +232,6 @@
           <w:p>
             <w:pPr>
               <w:pStyle w:val="Compact"/>
-              <w:jc w:val="left"/>
             </w:pPr>
             <w:r>
               <w:t xml:space="preserve">Years</w:t>
@@ -254,7 +243,6 @@
           <w:p>
             <w:pPr>
               <w:pStyle w:val="Compact"/>
-              <w:jc w:val="left"/>
             </w:pPr>
             <w:r>
               <w:t xml:space="preserve">Subject</w:t>
@@ -268,7 +256,6 @@
           <w:p>
             <w:pPr>
               <w:pStyle w:val="Compact"/>
-              <w:jc w:val="left"/>
             </w:pPr>
             <w:r>
               <w:t xml:space="preserve">2024-...</w:t>
@@ -280,7 +267,6 @@
           <w:p>
             <w:pPr>
               <w:pStyle w:val="Compact"/>
-              <w:jc w:val="left"/>
             </w:pPr>
             <w:r>
               <w:t xml:space="preserve">Craniosacral Biodynamics Therapy, Spanish Institute of Craniosacral Biodynamics (ongoing training)</w:t>
@@ -288,7 +274,7 @@
             <w:r>
               <w:t xml:space="preserve"> </w:t>
             </w:r>
-            <w:hyperlink r:id="rId25">
+            <w:hyperlink r:id="rId14">
               <w:r>
                 <w:rPr>
                   <w:rStyle w:val="Hyperlink"/>
@@ -305,7 +291,6 @@
           <w:p>
             <w:pPr>
               <w:pStyle w:val="Compact"/>
-              <w:jc w:val="left"/>
             </w:pPr>
             <w:r>
               <w:t xml:space="preserve">2022-2023</w:t>
@@ -317,7 +302,6 @@
           <w:p>
             <w:pPr>
               <w:pStyle w:val="Compact"/>
-              <w:jc w:val="left"/>
             </w:pPr>
             <w:r>
               <w:t xml:space="preserve">Tantric Massage and Sexual Healing.Verma Rodriguez</w:t>
@@ -325,7 +309,7 @@
             <w:r>
               <w:t xml:space="preserve"> </w:t>
             </w:r>
-            <w:hyperlink r:id="rId26">
+            <w:hyperlink r:id="rId15">
               <w:r>
                 <w:rPr>
                   <w:rStyle w:val="Hyperlink"/>
@@ -342,7 +326,6 @@
           <w:p>
             <w:pPr>
               <w:pStyle w:val="Compact"/>
-              <w:jc w:val="left"/>
             </w:pPr>
             <w:r>
               <w:t xml:space="preserve">2015-2016</w:t>
@@ -354,9 +337,8 @@
           <w:p>
             <w:pPr>
               <w:pStyle w:val="Compact"/>
-              <w:jc w:val="left"/>
-            </w:pPr>
-            <w:hyperlink r:id="rId27">
+            </w:pPr>
+            <w:hyperlink r:id="rId16">
               <w:r>
                 <w:rPr>
                   <w:rStyle w:val="Hyperlink"/>
@@ -379,7 +361,6 @@
           <w:p>
             <w:pPr>
               <w:pStyle w:val="Compact"/>
-              <w:jc w:val="left"/>
             </w:pPr>
             <w:r>
               <w:t xml:space="preserve">2013</w:t>
@@ -391,7 +372,6 @@
           <w:p>
             <w:pPr>
               <w:pStyle w:val="Compact"/>
-              <w:jc w:val="left"/>
             </w:pPr>
             <w:r>
               <w:t xml:space="preserve">Workshop “Explorar la creatividad” by</w:t>
@@ -399,7 +379,7 @@
             <w:r>
               <w:t xml:space="preserve"> </w:t>
             </w:r>
-            <w:hyperlink r:id="rId28">
+            <w:hyperlink r:id="rId17">
               <w:r>
                 <w:rPr>
                   <w:rStyle w:val="Hyperlink"/>
@@ -422,7 +402,6 @@
           <w:p>
             <w:pPr>
               <w:pStyle w:val="Compact"/>
-              <w:jc w:val="left"/>
             </w:pPr>
             <w:r>
               <w:t xml:space="preserve">2012</w:t>
@@ -434,7 +413,6 @@
           <w:p>
             <w:pPr>
               <w:pStyle w:val="Compact"/>
-              <w:jc w:val="left"/>
             </w:pPr>
             <w:r>
               <w:t xml:space="preserve">Workshop “Las confesiones de la mirada” by</w:t>
@@ -442,7 +420,7 @@
             <w:r>
               <w:t xml:space="preserve"> </w:t>
             </w:r>
-            <w:hyperlink r:id="rId29">
+            <w:hyperlink r:id="rId18">
               <w:r>
                 <w:rPr>
                   <w:rStyle w:val="Hyperlink"/>
@@ -465,7 +443,6 @@
           <w:p>
             <w:pPr>
               <w:pStyle w:val="Compact"/>
-              <w:jc w:val="left"/>
             </w:pPr>
             <w:r>
               <w:t xml:space="preserve">2011</w:t>
@@ -477,7 +454,6 @@
           <w:p>
             <w:pPr>
               <w:pStyle w:val="Compact"/>
-              <w:jc w:val="left"/>
             </w:pPr>
             <w:r>
               <w:t xml:space="preserve">Seminar on cultural management and contemporary creation by</w:t>
@@ -485,7 +461,7 @@
             <w:r>
               <w:t xml:space="preserve"> </w:t>
             </w:r>
-            <w:hyperlink r:id="rId30">
+            <w:hyperlink r:id="rId19">
               <w:r>
                 <w:rPr>
                   <w:rStyle w:val="Hyperlink"/>
@@ -508,7 +484,6 @@
           <w:p>
             <w:pPr>
               <w:pStyle w:val="Compact"/>
-              <w:jc w:val="left"/>
             </w:pPr>
             <w:r>
               <w:t xml:space="preserve">2010</w:t>
@@ -520,7 +495,6 @@
           <w:p>
             <w:pPr>
               <w:pStyle w:val="Compact"/>
-              <w:jc w:val="left"/>
             </w:pPr>
             <w:r>
               <w:t xml:space="preserve">Basic Arduino by</w:t>
@@ -528,7 +502,7 @@
             <w:r>
               <w:t xml:space="preserve"> </w:t>
             </w:r>
-            <w:hyperlink r:id="rId31">
+            <w:hyperlink r:id="rId20">
               <w:r>
                 <w:rPr>
                   <w:rStyle w:val="Hyperlink"/>
@@ -551,7 +525,6 @@
           <w:p>
             <w:pPr>
               <w:pStyle w:val="Compact"/>
-              <w:jc w:val="left"/>
             </w:pPr>
             <w:r>
               <w:t xml:space="preserve">2010</w:t>
@@ -563,7 +536,6 @@
           <w:p>
             <w:pPr>
               <w:pStyle w:val="Compact"/>
-              <w:jc w:val="left"/>
             </w:pPr>
             <w:r>
               <w:t xml:space="preserve">Introduction to Interactive systems by</w:t>
@@ -571,7 +543,7 @@
             <w:r>
               <w:t xml:space="preserve"> </w:t>
             </w:r>
-            <w:hyperlink r:id="rId31">
+            <w:hyperlink r:id="rId20">
               <w:r>
                 <w:rPr>
                   <w:rStyle w:val="Hyperlink"/>
@@ -594,7 +566,6 @@
           <w:p>
             <w:pPr>
               <w:pStyle w:val="Compact"/>
-              <w:jc w:val="left"/>
             </w:pPr>
             <w:r>
               <w:t xml:space="preserve">2009</w:t>
@@ -606,7 +577,6 @@
           <w:p>
             <w:pPr>
               <w:pStyle w:val="Compact"/>
-              <w:jc w:val="left"/>
             </w:pPr>
             <w:r>
               <w:t xml:space="preserve">Workshop: Living from Photography in the 21st Century, by</w:t>
@@ -614,7 +584,7 @@
             <w:r>
               <w:t xml:space="preserve"> </w:t>
             </w:r>
-            <w:hyperlink r:id="rId32">
+            <w:hyperlink r:id="rId21">
               <w:r>
                 <w:rPr>
                   <w:rStyle w:val="Hyperlink"/>
@@ -642,7 +612,6 @@
           <w:p>
             <w:pPr>
               <w:pStyle w:val="Compact"/>
-              <w:jc w:val="left"/>
             </w:pPr>
             <w:r>
               <w:t xml:space="preserve">Workshop: Reporting on Conflict Zones, by RUIDO Photo, by</w:t>
@@ -650,7 +619,7 @@
             <w:r>
               <w:t xml:space="preserve"> </w:t>
             </w:r>
-            <w:hyperlink r:id="rId33">
+            <w:hyperlink r:id="rId22">
               <w:r>
                 <w:rPr>
                   <w:rStyle w:val="Hyperlink"/>
@@ -670,7 +639,6 @@
           <w:p>
             <w:pPr>
               <w:pStyle w:val="Compact"/>
-              <w:jc w:val="left"/>
             </w:pPr>
             <w:r>
               <w:t xml:space="preserve">2006</w:t>
@@ -682,7 +650,6 @@
           <w:p>
             <w:pPr>
               <w:pStyle w:val="Compact"/>
-              <w:jc w:val="left"/>
             </w:pPr>
             <w:r>
               <w:t xml:space="preserve">Home studio music production, Centro Cívico Convento Sant Agustí by</w:t>
@@ -690,7 +657,7 @@
             <w:r>
               <w:t xml:space="preserve"> </w:t>
             </w:r>
-            <w:hyperlink r:id="rId34">
+            <w:hyperlink r:id="rId23">
               <w:r>
                 <w:rPr>
                   <w:rStyle w:val="Hyperlink"/>
@@ -710,7 +677,6 @@
           <w:p>
             <w:pPr>
               <w:pStyle w:val="Compact"/>
-              <w:jc w:val="left"/>
             </w:pPr>
             <w:r>
               <w:t xml:space="preserve">2003</w:t>
@@ -722,7 +688,6 @@
           <w:p>
             <w:pPr>
               <w:pStyle w:val="Compact"/>
-              <w:jc w:val="left"/>
             </w:pPr>
             <w:r>
               <w:t xml:space="preserve">Introduction to black and white laboratory techniques Pati Llimona, by</w:t>
@@ -730,7 +695,7 @@
             <w:r>
               <w:t xml:space="preserve"> </w:t>
             </w:r>
-            <w:hyperlink r:id="rId35">
+            <w:hyperlink r:id="rId24">
               <w:r>
                 <w:rPr>
                   <w:rStyle w:val="Hyperlink"/>
@@ -745,8 +710,8 @@
         </w:tc>
       </w:tr>
     </w:tbl>
-    <w:bookmarkEnd w:id="36"/>
-    <w:bookmarkStart w:id="48" w:name="retreats"/>
+    <w:bookmarkEnd w:id="25"/>
+    <w:bookmarkStart w:id="37" w:name="retreats"/>
     <w:p>
       <w:pPr>
         <w:pStyle w:val="Heading2"/>
@@ -759,7 +724,6 @@
       <w:tblPr>
         <w:tblStyle w:val="Table"/>
         <w:tblW w:type="auto" w:w="0"/>
-        <w:jc w:val="left"/>
         <w:tblLook w:firstRow="1" w:lastRow="0" w:firstColumn="0" w:lastColumn="0" w:noHBand="0" w:noVBand="0" w:val="0020"/>
       </w:tblPr>
       <w:tblGrid>
@@ -775,7 +739,6 @@
           <w:p>
             <w:pPr>
               <w:pStyle w:val="Compact"/>
-              <w:jc w:val="left"/>
             </w:pPr>
             <w:r>
               <w:t xml:space="preserve">Year</w:t>
@@ -787,7 +750,6 @@
           <w:p>
             <w:pPr>
               <w:pStyle w:val="Compact"/>
-              <w:jc w:val="left"/>
             </w:pPr>
             <w:r>
               <w:t xml:space="preserve">Subject</w:t>
@@ -801,7 +763,6 @@
           <w:p>
             <w:pPr>
               <w:pStyle w:val="Compact"/>
-              <w:jc w:val="left"/>
             </w:pPr>
             <w:r>
               <w:t xml:space="preserve">2025</w:t>
@@ -813,7 +774,6 @@
           <w:p>
             <w:pPr>
               <w:pStyle w:val="Compact"/>
-              <w:jc w:val="left"/>
             </w:pPr>
             <w:r>
               <w:t xml:space="preserve">Lecce: March. Juan Manuel Giordano</w:t>
@@ -821,7 +781,7 @@
             <w:r>
               <w:t xml:space="preserve"> </w:t>
             </w:r>
-            <w:hyperlink r:id="rId37">
+            <w:hyperlink r:id="rId26">
               <w:r>
                 <w:rPr>
                   <w:rStyle w:val="Hyperlink"/>
@@ -838,7 +798,6 @@
           <w:p>
             <w:pPr>
               <w:pStyle w:val="Compact"/>
-              <w:jc w:val="left"/>
             </w:pPr>
             <w:r>
               <w:t xml:space="preserve">2024</w:t>
@@ -850,7 +809,6 @@
           <w:p>
             <w:pPr>
               <w:pStyle w:val="Compact"/>
-              <w:jc w:val="left"/>
             </w:pPr>
             <w:r>
               <w:t xml:space="preserve">Tameana (Pleiadian Healing): Salugh paki, Ma'at, Puja, H'ama, and children. Angelica Alercia</w:t>
@@ -858,7 +816,7 @@
             <w:r>
               <w:t xml:space="preserve"> </w:t>
             </w:r>
-            <w:hyperlink r:id="rId38">
+            <w:hyperlink r:id="rId27">
               <w:r>
                 <w:rPr>
                   <w:rStyle w:val="Hyperlink"/>
@@ -883,7 +841,6 @@
           <w:p>
             <w:pPr>
               <w:pStyle w:val="Compact"/>
-              <w:jc w:val="left"/>
             </w:pPr>
             <w:r>
               <w:t xml:space="preserve">Men Discovering their Inner Space and Life Purpose.Krishnananda (Learning Love Institute</w:t>
@@ -891,7 +848,7 @@
             <w:r>
               <w:t xml:space="preserve"> </w:t>
             </w:r>
-            <w:hyperlink r:id="rId39">
+            <w:hyperlink r:id="rId28">
               <w:r>
                 <w:rPr>
                   <w:rStyle w:val="Hyperlink"/>
@@ -905,7 +862,7 @@
             <w:r>
               <w:t xml:space="preserve"> </w:t>
             </w:r>
-            <w:hyperlink r:id="rId40">
+            <w:hyperlink r:id="rId29">
               <w:r>
                 <w:rPr>
                   <w:rStyle w:val="Hyperlink"/>
@@ -930,7 +887,6 @@
           <w:p>
             <w:pPr>
               <w:pStyle w:val="Compact"/>
-              <w:jc w:val="left"/>
             </w:pPr>
             <w:r>
               <w:t xml:space="preserve">Sex in Meditation: Nurturing and Elevating Sexuality. Astiko</w:t>
@@ -938,7 +894,7 @@
             <w:r>
               <w:t xml:space="preserve"> </w:t>
             </w:r>
-            <w:hyperlink r:id="rId41">
+            <w:hyperlink r:id="rId30">
               <w:r>
                 <w:rPr>
                   <w:rStyle w:val="Hyperlink"/>
@@ -963,7 +919,6 @@
           <w:p>
             <w:pPr>
               <w:pStyle w:val="Compact"/>
-              <w:jc w:val="left"/>
             </w:pPr>
             <w:r>
               <w:t xml:space="preserve">The Essence of Touch. Muditosan</w:t>
@@ -971,7 +926,7 @@
             <w:r>
               <w:t xml:space="preserve"> </w:t>
             </w:r>
-            <w:hyperlink r:id="rId42">
+            <w:hyperlink r:id="rId31">
               <w:r>
                 <w:rPr>
                   <w:rStyle w:val="Hyperlink"/>
@@ -988,7 +943,6 @@
           <w:p>
             <w:pPr>
               <w:pStyle w:val="Compact"/>
-              <w:jc w:val="left"/>
             </w:pPr>
             <w:r>
               <w:t xml:space="preserve">2023-2024</w:t>
@@ -1000,7 +954,6 @@
           <w:p>
             <w:pPr>
               <w:pStyle w:val="Compact"/>
-              <w:jc w:val="left"/>
             </w:pPr>
             <w:r>
               <w:t xml:space="preserve">Montserrat: Oct. 2023, Abril and June 2024. Juan Manuel Giordano</w:t>
@@ -1008,7 +961,7 @@
             <w:r>
               <w:t xml:space="preserve"> </w:t>
             </w:r>
-            <w:hyperlink r:id="rId37">
+            <w:hyperlink r:id="rId26">
               <w:r>
                 <w:rPr>
                   <w:rStyle w:val="Hyperlink"/>
@@ -1025,7 +978,6 @@
           <w:p>
             <w:pPr>
               <w:pStyle w:val="Compact"/>
-              <w:jc w:val="left"/>
             </w:pPr>
             <w:r>
               <w:t xml:space="preserve">2023</w:t>
@@ -1037,7 +989,6 @@
           <w:p>
             <w:pPr>
               <w:pStyle w:val="Compact"/>
-              <w:jc w:val="left"/>
             </w:pPr>
             <w:r>
               <w:t xml:space="preserve">Tantra Festival Mallorca.</w:t>
@@ -1059,7 +1010,6 @@
           <w:p>
             <w:pPr>
               <w:pStyle w:val="Compact"/>
-              <w:jc w:val="left"/>
             </w:pPr>
             <w:r>
               <w:t xml:space="preserve">The Body in its Natural State. Muditosan</w:t>
@@ -1067,7 +1017,7 @@
             <w:r>
               <w:t xml:space="preserve"> </w:t>
             </w:r>
-            <w:hyperlink r:id="rId42">
+            <w:hyperlink r:id="rId31">
               <w:r>
                 <w:rPr>
                   <w:rStyle w:val="Hyperlink"/>
@@ -1092,7 +1042,6 @@
           <w:p>
             <w:pPr>
               <w:pStyle w:val="Compact"/>
-              <w:jc w:val="left"/>
             </w:pPr>
             <w:r>
               <w:t xml:space="preserve">First Level Reiki (Usui Tibetan) Jesús Orellanoz</w:t>
@@ -1100,7 +1049,7 @@
             <w:r>
               <w:t xml:space="preserve"> </w:t>
             </w:r>
-            <w:hyperlink r:id="rId43">
+            <w:hyperlink r:id="rId32">
               <w:r>
                 <w:rPr>
                   <w:rStyle w:val="Hyperlink"/>
@@ -1117,7 +1066,6 @@
           <w:p>
             <w:pPr>
               <w:pStyle w:val="Compact"/>
-              <w:jc w:val="left"/>
             </w:pPr>
             <w:r>
               <w:t xml:space="preserve">2022</w:t>
@@ -1129,7 +1077,6 @@
           <w:p>
             <w:pPr>
               <w:pStyle w:val="Compact"/>
-              <w:jc w:val="left"/>
             </w:pPr>
             <w:r>
               <w:t xml:space="preserve">Tantra Festival Mallorca.</w:t>
@@ -1151,7 +1098,6 @@
           <w:p>
             <w:pPr>
               <w:pStyle w:val="Compact"/>
-              <w:jc w:val="left"/>
             </w:pPr>
             <w:r>
               <w:t xml:space="preserve">Intermediate Tantric Massage. Verma Rodriguez</w:t>
@@ -1159,7 +1105,7 @@
             <w:r>
               <w:t xml:space="preserve"> </w:t>
             </w:r>
-            <w:hyperlink r:id="rId26">
+            <w:hyperlink r:id="rId15">
               <w:r>
                 <w:rPr>
                   <w:rStyle w:val="Hyperlink"/>
@@ -1176,7 +1122,6 @@
           <w:p>
             <w:pPr>
               <w:pStyle w:val="Compact"/>
-              <w:jc w:val="left"/>
             </w:pPr>
             <w:r>
               <w:t xml:space="preserve">2021-2023</w:t>
@@ -1188,7 +1133,6 @@
           <w:p>
             <w:pPr>
               <w:pStyle w:val="Compact"/>
-              <w:jc w:val="left"/>
             </w:pPr>
             <w:r>
               <w:t xml:space="preserve">Channeling with Glòria and Miquel, Mallorca.</w:t>
@@ -1202,7 +1146,6 @@
           <w:p>
             <w:pPr>
               <w:pStyle w:val="Compact"/>
-              <w:jc w:val="left"/>
             </w:pPr>
             <w:r>
               <w:t xml:space="preserve">2021</w:t>
@@ -1214,7 +1157,6 @@
           <w:p>
             <w:pPr>
               <w:pStyle w:val="Compact"/>
-              <w:jc w:val="left"/>
             </w:pPr>
             <w:r>
               <w:t xml:space="preserve">New Year's Retreat. Verma Rodriguez</w:t>
@@ -1222,7 +1164,7 @@
             <w:r>
               <w:t xml:space="preserve"> </w:t>
             </w:r>
-            <w:hyperlink r:id="rId26">
+            <w:hyperlink r:id="rId15">
               <w:r>
                 <w:rPr>
                   <w:rStyle w:val="Hyperlink"/>
@@ -1239,7 +1181,6 @@
           <w:p>
             <w:pPr>
               <w:pStyle w:val="Compact"/>
-              <w:jc w:val="left"/>
             </w:pPr>
             <w:r>
               <w:t xml:space="preserve">2020</w:t>
@@ -1251,7 +1192,6 @@
           <w:p>
             <w:pPr>
               <w:pStyle w:val="Compact"/>
-              <w:jc w:val="left"/>
             </w:pPr>
             <w:r>
               <w:t xml:space="preserve">Tantric Massage Level 1. Alicia Amezcua</w:t>
@@ -1259,7 +1199,7 @@
             <w:r>
               <w:t xml:space="preserve"> </w:t>
             </w:r>
-            <w:hyperlink r:id="rId44">
+            <w:hyperlink r:id="rId33">
               <w:r>
                 <w:rPr>
                   <w:rStyle w:val="Hyperlink"/>
@@ -1284,7 +1224,6 @@
           <w:p>
             <w:pPr>
               <w:pStyle w:val="Compact"/>
-              <w:jc w:val="left"/>
             </w:pPr>
             <w:r>
               <w:t xml:space="preserve">Tantra for Couples. Adrià Tebé</w:t>
@@ -1292,7 +1231,7 @@
             <w:r>
               <w:t xml:space="preserve"> </w:t>
             </w:r>
-            <w:hyperlink r:id="rId45">
+            <w:hyperlink r:id="rId34">
               <w:r>
                 <w:rPr>
                   <w:rStyle w:val="Hyperlink"/>
@@ -1309,7 +1248,6 @@
           <w:p>
             <w:pPr>
               <w:pStyle w:val="Compact"/>
-              <w:jc w:val="left"/>
             </w:pPr>
             <w:r>
               <w:t xml:space="preserve">2019</w:t>
@@ -1321,7 +1259,6 @@
           <w:p>
             <w:pPr>
               <w:pStyle w:val="Compact"/>
-              <w:jc w:val="left"/>
             </w:pPr>
             <w:r>
               <w:t xml:space="preserve">Healing the inner child. Sarani Vilionyte</w:t>
@@ -1329,7 +1266,7 @@
             <w:r>
               <w:t xml:space="preserve"> </w:t>
             </w:r>
-            <w:hyperlink r:id="rId46">
+            <w:hyperlink r:id="rId35">
               <w:r>
                 <w:rPr>
                   <w:rStyle w:val="Hyperlink"/>
@@ -1354,7 +1291,6 @@
           <w:p>
             <w:pPr>
               <w:pStyle w:val="Compact"/>
-              <w:jc w:val="left"/>
             </w:pPr>
             <w:r>
               <w:t xml:space="preserve">Healing our Sexuality. Intimate Encounter. Tantric Massage. Sonia (Kala) Sellés</w:t>
@@ -1362,7 +1298,7 @@
             <w:r>
               <w:t xml:space="preserve"> </w:t>
             </w:r>
-            <w:hyperlink r:id="rId47">
+            <w:hyperlink r:id="rId36">
               <w:r>
                 <w:rPr>
                   <w:rStyle w:val="Hyperlink"/>
@@ -1393,12 +1329,11 @@
           <w:p>
             <w:pPr>
               <w:pStyle w:val="Compact"/>
-              <w:jc w:val="left"/>
             </w:pPr>
             <w:r>
               <w:t xml:space="preserve">Embodying Shakti. Embodying Shiva. Authentic Love. Ecstasy Energy. Introduction to Tantric Massage. Tantra for Singles. Feminine Masculine. Adrià Tebé</w:t>
             </w:r>
-            <w:hyperlink r:id="rId45">
+            <w:hyperlink r:id="rId34">
               <w:r>
                 <w:rPr>
                   <w:rStyle w:val="Hyperlink"/>
@@ -1410,9 +1345,9 @@
         </w:tc>
       </w:tr>
     </w:tbl>
-    <w:bookmarkEnd w:id="48"/>
-    <w:bookmarkEnd w:id="49"/>
-    <w:bookmarkStart w:id="62" w:name="group-exhibitions"/>
+    <w:bookmarkEnd w:id="37"/>
+    <w:bookmarkEnd w:id="38"/>
+    <w:bookmarkStart w:id="51" w:name="group-exhibitions"/>
     <w:p>
       <w:pPr>
         <w:pStyle w:val="Heading1"/>
@@ -1425,7 +1360,6 @@
       <w:tblPr>
         <w:tblStyle w:val="Table"/>
         <w:tblW w:type="auto" w:w="0"/>
-        <w:jc w:val="left"/>
         <w:tblLook w:firstRow="1" w:lastRow="0" w:firstColumn="0" w:lastColumn="0" w:noHBand="0" w:noVBand="0" w:val="0020"/>
       </w:tblPr>
       <w:tblGrid>
@@ -1441,7 +1375,6 @@
           <w:p>
             <w:pPr>
               <w:pStyle w:val="Compact"/>
-              <w:jc w:val="left"/>
             </w:pPr>
             <w:r>
               <w:t xml:space="preserve">Year</w:t>
@@ -1453,7 +1386,6 @@
           <w:p>
             <w:pPr>
               <w:pStyle w:val="Compact"/>
-              <w:jc w:val="left"/>
             </w:pPr>
             <w:r>
               <w:t xml:space="preserve">Details</w:t>
@@ -1467,7 +1399,6 @@
           <w:p>
             <w:pPr>
               <w:pStyle w:val="Compact"/>
-              <w:jc w:val="left"/>
             </w:pPr>
             <w:r>
               <w:t xml:space="preserve">2022</w:t>
@@ -1479,248 +1410,241 @@
           <w:p>
             <w:pPr>
               <w:pStyle w:val="Compact"/>
-              <w:jc w:val="left"/>
-            </w:pPr>
+            </w:pPr>
+            <w:hyperlink r:id="rId39">
+              <w:r>
+                <w:rPr>
+                  <w:rStyle w:val="Hyperlink"/>
+                </w:rPr>
+                <w:t xml:space="preserve">I dreamed about a human being</w:t>
+              </w:r>
+            </w:hyperlink>
+            <w:r>
+              <w:t xml:space="preserve"> </w:t>
+            </w:r>
+            <w:r>
+              <w:t xml:space="preserve">at “BIO-ECO-ARTE DIGITAL, NUEVAS CORRIENTES” As part of</w:t>
+            </w:r>
+            <w:r>
+              <w:t xml:space="preserve"> </w:t>
+            </w:r>
+            <w:hyperlink r:id="rId40">
+              <w:r>
+                <w:rPr>
+                  <w:rStyle w:val="Hyperlink"/>
+                </w:rPr>
+                <w:t xml:space="preserve">ppt OPEN ART FESTIVAL 2022</w:t>
+              </w:r>
+            </w:hyperlink>
+            <w:r>
+              <w:t xml:space="preserve">, Alicante, Spain</w:t>
+            </w:r>
+          </w:p>
+        </w:tc>
+      </w:tr>
+      <w:tr>
+        <w:tc>
+          <w:tcPr/>
+          <w:p>
+            <w:pPr>
+              <w:pStyle w:val="Compact"/>
+            </w:pPr>
+            <w:r>
+              <w:t xml:space="preserve">2021</w:t>
+            </w:r>
+          </w:p>
+        </w:tc>
+        <w:tc>
+          <w:tcPr/>
+          <w:p>
+            <w:pPr>
+              <w:pStyle w:val="Compact"/>
+            </w:pPr>
+            <w:hyperlink r:id="rId41">
+              <w:r>
+                <w:rPr>
+                  <w:rStyle w:val="Hyperlink"/>
+                </w:rPr>
+                <w:t xml:space="preserve">#Selfie_v2</w:t>
+              </w:r>
+            </w:hyperlink>
+            <w:r>
+              <w:t xml:space="preserve"> </w:t>
+            </w:r>
+            <w:r>
+              <w:t xml:space="preserve">at</w:t>
+            </w:r>
+            <w:r>
+              <w:t xml:space="preserve"> </w:t>
+            </w:r>
+            <w:hyperlink r:id="rId42">
+              <w:r>
+                <w:rPr>
+                  <w:rStyle w:val="Hyperlink"/>
+                </w:rPr>
+                <w:t xml:space="preserve">“The massacre of the body”</w:t>
+              </w:r>
+            </w:hyperlink>
+            <w:r>
+              <w:t xml:space="preserve">,</w:t>
+            </w:r>
+            <w:r>
+              <w:t xml:space="preserve"> </w:t>
+            </w:r>
+            <w:hyperlink r:id="rId43">
+              <w:r>
+                <w:rPr>
+                  <w:rStyle w:val="Hyperlink"/>
+                </w:rPr>
+                <w:t xml:space="preserve">ideoGrama Fundation</w:t>
+              </w:r>
+            </w:hyperlink>
+            <w:r>
+              <w:t xml:space="preserve">, Barcelona, Spain. Part of</w:t>
+            </w:r>
+            <w:r>
+              <w:t xml:space="preserve"> </w:t>
+            </w:r>
+            <w:hyperlink r:id="rId44">
+              <w:r>
+                <w:rPr>
+                  <w:rStyle w:val="Hyperlink"/>
+                </w:rPr>
+                <w:t xml:space="preserve">City Screen 2021</w:t>
+              </w:r>
+            </w:hyperlink>
+            <w:r>
+              <w:t xml:space="preserve"> </w:t>
+            </w:r>
+            <w:r>
+              <w:t xml:space="preserve">in</w:t>
+            </w:r>
+            <w:r>
+              <w:t xml:space="preserve"> </w:t>
+            </w:r>
+            <w:hyperlink r:id="rId45">
+              <w:r>
+                <w:rPr>
+                  <w:rStyle w:val="Hyperlink"/>
+                </w:rPr>
+                <w:t xml:space="preserve">Loop Barcelona Festival</w:t>
+              </w:r>
+            </w:hyperlink>
+            <w:r>
+              <w:t xml:space="preserve">.</w:t>
+            </w:r>
+          </w:p>
+        </w:tc>
+      </w:tr>
+      <w:tr>
+        <w:tc>
+          <w:tcPr/>
+          <w:p>
+            <w:pPr>
+              <w:pStyle w:val="Compact"/>
+            </w:pPr>
+            <w:r>
+              <w:t xml:space="preserve">2019</w:t>
+            </w:r>
+          </w:p>
+        </w:tc>
+        <w:tc>
+          <w:tcPr/>
+          <w:p>
+            <w:pPr>
+              <w:pStyle w:val="Compact"/>
+            </w:pPr>
+            <w:hyperlink r:id="rId46">
+              <w:r>
+                <w:rPr>
+                  <w:rStyle w:val="Hyperlink"/>
+                </w:rPr>
+                <w:t xml:space="preserve">Shared Folder</w:t>
+              </w:r>
+            </w:hyperlink>
+            <w:r>
+              <w:t xml:space="preserve"> </w:t>
+            </w:r>
+            <w:r>
+              <w:t xml:space="preserve">and</w:t>
+            </w:r>
+            <w:r>
+              <w:t xml:space="preserve"> </w:t>
+            </w:r>
+            <w:hyperlink r:id="rId47">
+              <w:r>
+                <w:rPr>
+                  <w:rStyle w:val="Hyperlink"/>
+                </w:rPr>
+                <w:t xml:space="preserve">Code</w:t>
+              </w:r>
+            </w:hyperlink>
+            <w:r>
+              <w:t xml:space="preserve"> </w:t>
+            </w:r>
+            <w:r>
+              <w:t xml:space="preserve">at</w:t>
+            </w:r>
+            <w:r>
+              <w:t xml:space="preserve"> </w:t>
+            </w:r>
+            <w:hyperlink r:id="rId48">
+              <w:r>
+                <w:rPr>
+                  <w:rStyle w:val="Hyperlink"/>
+                </w:rPr>
+                <w:t xml:space="preserve">function(“innocence”, 2019)</w:t>
+              </w:r>
+            </w:hyperlink>
+            <w:r>
+              <w:t xml:space="preserve"> </w:t>
+            </w:r>
+            <w:r>
+              <w:t xml:space="preserve">digital and electronic art festival in Mallorca, Centre Cultural Casa Planas, Palma, Spain.</w:t>
+            </w:r>
+          </w:p>
+        </w:tc>
+      </w:tr>
+      <w:tr>
+        <w:tc>
+          <w:tcPr/>
+          <w:p>
+            <w:pPr>
+              <w:pStyle w:val="Compact"/>
+            </w:pPr>
+            <w:r>
+              <w:t xml:space="preserve">2017</w:t>
+            </w:r>
+          </w:p>
+        </w:tc>
+        <w:tc>
+          <w:tcPr/>
+          <w:p>
+            <w:pPr>
+              <w:pStyle w:val="Compact"/>
+            </w:pPr>
+            <w:hyperlink r:id="rId49">
+              <w:r>
+                <w:rPr>
+                  <w:rStyle w:val="Hyperlink"/>
+                </w:rPr>
+                <w:t xml:space="preserve">S’Arenal Summertime</w:t>
+              </w:r>
+            </w:hyperlink>
+            <w:r>
+              <w:t xml:space="preserve"> </w:t>
+            </w:r>
+            <w:r>
+              <w:t xml:space="preserve">at</w:t>
+            </w:r>
+            <w:r>
+              <w:t xml:space="preserve"> </w:t>
+            </w:r>
             <w:hyperlink r:id="rId50">
               <w:r>
                 <w:rPr>
                   <w:rStyle w:val="Hyperlink"/>
                 </w:rPr>
-                <w:t xml:space="preserve">I dreamed about a human being</w:t>
-              </w:r>
-            </w:hyperlink>
-            <w:r>
-              <w:t xml:space="preserve"> </w:t>
-            </w:r>
-            <w:r>
-              <w:t xml:space="preserve">at “BIO-ECO-ARTE DIGITAL, NUEVAS CORRIENTES” As part of</w:t>
-            </w:r>
-            <w:r>
-              <w:t xml:space="preserve"> </w:t>
-            </w:r>
-            <w:hyperlink r:id="rId51">
-              <w:r>
-                <w:rPr>
-                  <w:rStyle w:val="Hyperlink"/>
-                </w:rPr>
-                <w:t xml:space="preserve">ppt OPEN ART FESTIVAL 2022</w:t>
-              </w:r>
-            </w:hyperlink>
-            <w:r>
-              <w:t xml:space="preserve">, Alicante, Spain</w:t>
-            </w:r>
-          </w:p>
-        </w:tc>
-      </w:tr>
-      <w:tr>
-        <w:tc>
-          <w:tcPr/>
-          <w:p>
-            <w:pPr>
-              <w:pStyle w:val="Compact"/>
-              <w:jc w:val="left"/>
-            </w:pPr>
-            <w:r>
-              <w:t xml:space="preserve">2021</w:t>
-            </w:r>
-          </w:p>
-        </w:tc>
-        <w:tc>
-          <w:tcPr/>
-          <w:p>
-            <w:pPr>
-              <w:pStyle w:val="Compact"/>
-              <w:jc w:val="left"/>
-            </w:pPr>
-            <w:hyperlink r:id="rId52">
-              <w:r>
-                <w:rPr>
-                  <w:rStyle w:val="Hyperlink"/>
-                </w:rPr>
-                <w:t xml:space="preserve">#Selfie_v2</w:t>
-              </w:r>
-            </w:hyperlink>
-            <w:r>
-              <w:t xml:space="preserve"> </w:t>
-            </w:r>
-            <w:r>
-              <w:t xml:space="preserve">at</w:t>
-            </w:r>
-            <w:r>
-              <w:t xml:space="preserve"> </w:t>
-            </w:r>
-            <w:hyperlink r:id="rId53">
-              <w:r>
-                <w:rPr>
-                  <w:rStyle w:val="Hyperlink"/>
-                </w:rPr>
-                <w:t xml:space="preserve">“The massacre of the body”</w:t>
-              </w:r>
-            </w:hyperlink>
-            <w:r>
-              <w:t xml:space="preserve">,</w:t>
-            </w:r>
-            <w:r>
-              <w:t xml:space="preserve"> </w:t>
-            </w:r>
-            <w:hyperlink r:id="rId54">
-              <w:r>
-                <w:rPr>
-                  <w:rStyle w:val="Hyperlink"/>
-                </w:rPr>
-                <w:t xml:space="preserve">ideoGrama Fundation</w:t>
-              </w:r>
-            </w:hyperlink>
-            <w:r>
-              <w:t xml:space="preserve">, Barcelona, Spain. Part of</w:t>
-            </w:r>
-            <w:r>
-              <w:t xml:space="preserve"> </w:t>
-            </w:r>
-            <w:hyperlink r:id="rId55">
-              <w:r>
-                <w:rPr>
-                  <w:rStyle w:val="Hyperlink"/>
-                </w:rPr>
-                <w:t xml:space="preserve">City Screen 2021</w:t>
-              </w:r>
-            </w:hyperlink>
-            <w:r>
-              <w:t xml:space="preserve"> </w:t>
-            </w:r>
-            <w:r>
-              <w:t xml:space="preserve">in</w:t>
-            </w:r>
-            <w:r>
-              <w:t xml:space="preserve"> </w:t>
-            </w:r>
-            <w:hyperlink r:id="rId56">
-              <w:r>
-                <w:rPr>
-                  <w:rStyle w:val="Hyperlink"/>
-                </w:rPr>
-                <w:t xml:space="preserve">Loop Barcelona Festival</w:t>
-              </w:r>
-            </w:hyperlink>
-            <w:r>
-              <w:t xml:space="preserve">.</w:t>
-            </w:r>
-          </w:p>
-        </w:tc>
-      </w:tr>
-      <w:tr>
-        <w:tc>
-          <w:tcPr/>
-          <w:p>
-            <w:pPr>
-              <w:pStyle w:val="Compact"/>
-              <w:jc w:val="left"/>
-            </w:pPr>
-            <w:r>
-              <w:t xml:space="preserve">2019</w:t>
-            </w:r>
-          </w:p>
-        </w:tc>
-        <w:tc>
-          <w:tcPr/>
-          <w:p>
-            <w:pPr>
-              <w:pStyle w:val="Compact"/>
-              <w:jc w:val="left"/>
-            </w:pPr>
-            <w:hyperlink r:id="rId57">
-              <w:r>
-                <w:rPr>
-                  <w:rStyle w:val="Hyperlink"/>
-                </w:rPr>
-                <w:t xml:space="preserve">Shared Folder</w:t>
-              </w:r>
-            </w:hyperlink>
-            <w:r>
-              <w:t xml:space="preserve"> </w:t>
-            </w:r>
-            <w:r>
-              <w:t xml:space="preserve">and</w:t>
-            </w:r>
-            <w:r>
-              <w:t xml:space="preserve"> </w:t>
-            </w:r>
-            <w:hyperlink r:id="rId58">
-              <w:r>
-                <w:rPr>
-                  <w:rStyle w:val="Hyperlink"/>
-                </w:rPr>
-                <w:t xml:space="preserve">Code</w:t>
-              </w:r>
-            </w:hyperlink>
-            <w:r>
-              <w:t xml:space="preserve"> </w:t>
-            </w:r>
-            <w:r>
-              <w:t xml:space="preserve">at</w:t>
-            </w:r>
-            <w:r>
-              <w:t xml:space="preserve"> </w:t>
-            </w:r>
-            <w:hyperlink r:id="rId59">
-              <w:r>
-                <w:rPr>
-                  <w:rStyle w:val="Hyperlink"/>
-                </w:rPr>
-                <w:t xml:space="preserve">function(“innocence”, 2019)</w:t>
-              </w:r>
-            </w:hyperlink>
-            <w:r>
-              <w:t xml:space="preserve"> </w:t>
-            </w:r>
-            <w:r>
-              <w:t xml:space="preserve">digital and electronic art festival in Mallorca, Centre Cultural Casa Planas, Palma, Spain.</w:t>
-            </w:r>
-          </w:p>
-        </w:tc>
-      </w:tr>
-      <w:tr>
-        <w:tc>
-          <w:tcPr/>
-          <w:p>
-            <w:pPr>
-              <w:pStyle w:val="Compact"/>
-              <w:jc w:val="left"/>
-            </w:pPr>
-            <w:r>
-              <w:t xml:space="preserve">2017</w:t>
-            </w:r>
-          </w:p>
-        </w:tc>
-        <w:tc>
-          <w:tcPr/>
-          <w:p>
-            <w:pPr>
-              <w:pStyle w:val="Compact"/>
-              <w:jc w:val="left"/>
-            </w:pPr>
-            <w:hyperlink r:id="rId60">
-              <w:r>
-                <w:rPr>
-                  <w:rStyle w:val="Hyperlink"/>
-                </w:rPr>
-                <w:t xml:space="preserve">S’Arenal Summertime</w:t>
-              </w:r>
-            </w:hyperlink>
-            <w:r>
-              <w:t xml:space="preserve"> </w:t>
-            </w:r>
-            <w:r>
-              <w:t xml:space="preserve">at</w:t>
-            </w:r>
-            <w:r>
-              <w:t xml:space="preserve"> </w:t>
-            </w:r>
-            <w:hyperlink r:id="rId61">
-              <w:r>
-                <w:rPr>
-                  <w:rStyle w:val="Hyperlink"/>
-                </w:rPr>
                 <w:t xml:space="preserve">Ciutat de Vacances</w:t>
               </w:r>
             </w:hyperlink>
@@ -1736,7 +1660,6 @@
           <w:p>
             <w:pPr>
               <w:pStyle w:val="Compact"/>
-              <w:jc w:val="left"/>
             </w:pPr>
             <w:r>
               <w:t xml:space="preserve">2014</w:t>
@@ -1748,7 +1671,6 @@
           <w:p>
             <w:pPr>
               <w:pStyle w:val="Compact"/>
-              <w:jc w:val="left"/>
             </w:pPr>
             <w:r>
               <w:t xml:space="preserve">First Hispano-Japanese Meeting at Universidad Carlos III, Madrid (Getafe Campus), Spain.</w:t>
@@ -1762,7 +1684,6 @@
           <w:p>
             <w:pPr>
               <w:pStyle w:val="Compact"/>
-              <w:jc w:val="left"/>
             </w:pPr>
             <w:r>
               <w:t xml:space="preserve">2013</w:t>
@@ -1774,7 +1695,6 @@
           <w:p>
             <w:pPr>
               <w:pStyle w:val="Compact"/>
-              <w:jc w:val="left"/>
             </w:pPr>
             <w:r>
               <w:t xml:space="preserve">Calle 35 at “Miami Street Photography Festival”, Miami, USA.</w:t>
@@ -1788,7 +1708,6 @@
           <w:p>
             <w:pPr>
               <w:pStyle w:val="Compact"/>
-              <w:jc w:val="left"/>
             </w:pPr>
             <w:r>
               <w:t xml:space="preserve">2013</w:t>
@@ -1800,7 +1719,6 @@
           <w:p>
             <w:pPr>
               <w:pStyle w:val="Compact"/>
-              <w:jc w:val="left"/>
             </w:pPr>
             <w:r>
               <w:t xml:space="preserve">“Urban Landscape Photography Exhibition”, 1650 Gallery, Los Ángeles, USA.</w:t>
@@ -1814,7 +1732,6 @@
           <w:p>
             <w:pPr>
               <w:pStyle w:val="Compact"/>
-              <w:jc w:val="left"/>
             </w:pPr>
             <w:r>
               <w:t xml:space="preserve">2013</w:t>
@@ -1826,7 +1743,6 @@
           <w:p>
             <w:pPr>
               <w:pStyle w:val="Compact"/>
-              <w:jc w:val="left"/>
             </w:pPr>
             <w:r>
               <w:t xml:space="preserve">“Sólo Móvil”, Real Sociedad Fotográfica, Madrid, 2013 and Centro Cultural Casa del Reloj, Madrid.</w:t>
@@ -1840,7 +1756,6 @@
           <w:p>
             <w:pPr>
               <w:pStyle w:val="Compact"/>
-              <w:jc w:val="left"/>
             </w:pPr>
             <w:r>
               <w:t xml:space="preserve">2013</w:t>
@@ -1852,7 +1767,6 @@
           <w:p>
             <w:pPr>
               <w:pStyle w:val="Compact"/>
-              <w:jc w:val="left"/>
             </w:pPr>
             <w:r>
               <w:t xml:space="preserve">“Retratos. Segundo aniversario Dotze Gats”. Dotze Gats Asociación Fotogràfica. Barcelona.</w:t>
@@ -1866,7 +1780,6 @@
           <w:p>
             <w:pPr>
               <w:pStyle w:val="Compact"/>
-              <w:jc w:val="left"/>
             </w:pPr>
             <w:r>
               <w:t xml:space="preserve">2012</w:t>
@@ -1878,7 +1791,6 @@
           <w:p>
             <w:pPr>
               <w:pStyle w:val="Compact"/>
-              <w:jc w:val="left"/>
             </w:pPr>
             <w:r>
               <w:t xml:space="preserve">“Urban Landscape”, Center for Fine Art Photography, Fort Collins, USA.</w:t>
@@ -1892,7 +1804,6 @@
           <w:p>
             <w:pPr>
               <w:pStyle w:val="Compact"/>
-              <w:jc w:val="left"/>
             </w:pPr>
             <w:r>
               <w:t xml:space="preserve">2012</w:t>
@@ -1904,7 +1815,6 @@
           <w:p>
             <w:pPr>
               <w:pStyle w:val="Compact"/>
-              <w:jc w:val="left"/>
             </w:pPr>
             <w:r>
               <w:t xml:space="preserve">“Calle 35”, VII Biennal de Fotografía Xavier Miserachs, Palafrugell, Girona.</w:t>
@@ -1918,7 +1828,6 @@
           <w:p>
             <w:pPr>
               <w:pStyle w:val="Compact"/>
-              <w:jc w:val="left"/>
             </w:pPr>
             <w:r>
               <w:t xml:space="preserve">2012</w:t>
@@ -1930,7 +1839,6 @@
           <w:p>
             <w:pPr>
               <w:pStyle w:val="Compact"/>
-              <w:jc w:val="left"/>
             </w:pPr>
             <w:r>
               <w:t xml:space="preserve">“Sincerely Yours” Valid Foto Gallery, Barcelona.</w:t>
@@ -1944,7 +1852,6 @@
           <w:p>
             <w:pPr>
               <w:pStyle w:val="Compact"/>
-              <w:jc w:val="left"/>
             </w:pPr>
             <w:r>
               <w:t xml:space="preserve">2011</w:t>
@@ -1956,7 +1863,6 @@
           <w:p>
             <w:pPr>
               <w:pStyle w:val="Compact"/>
-              <w:jc w:val="left"/>
             </w:pPr>
             <w:r>
               <w:t xml:space="preserve">“Street photography”, Le Chaudron de Bibracte, Musée de Bibracte – Saint-Léger-sous-Beuvray – Mont Beuvray.</w:t>
@@ -1970,7 +1876,6 @@
           <w:p>
             <w:pPr>
               <w:pStyle w:val="Compact"/>
-              <w:jc w:val="left"/>
             </w:pPr>
             <w:r>
               <w:t xml:space="preserve">2011</w:t>
@@ -1982,7 +1887,6 @@
           <w:p>
             <w:pPr>
               <w:pStyle w:val="Compact"/>
-              <w:jc w:val="left"/>
             </w:pPr>
             <w:r>
               <w:t xml:space="preserve">“Calle 35: La calle es tuya “The Private Space, Barcelona; VISAOFF, Perpignan; Saló de Pedra en Argentona, Argentona.</w:t>
@@ -1996,7 +1900,6 @@
           <w:p>
             <w:pPr>
               <w:pStyle w:val="Compact"/>
-              <w:jc w:val="left"/>
             </w:pPr>
             <w:r>
               <w:t xml:space="preserve">2011</w:t>
@@ -2008,7 +1911,6 @@
           <w:p>
             <w:pPr>
               <w:pStyle w:val="Compact"/>
-              <w:jc w:val="left"/>
             </w:pPr>
             <w:r>
               <w:t xml:space="preserve">“15M-Indignados”, Espai Fotogràfic Can Basté, Barcelona.</w:t>
@@ -2022,7 +1924,6 @@
           <w:p>
             <w:pPr>
               <w:pStyle w:val="Compact"/>
-              <w:jc w:val="left"/>
             </w:pPr>
             <w:r>
               <w:t xml:space="preserve">2010</w:t>
@@ -2034,21 +1935,19 @@
           <w:p>
             <w:pPr>
               <w:pStyle w:val="Compact"/>
-              <w:jc w:val="left"/>
-            </w:pPr>
-            <w:r>
-              <w:t xml:space="preserve">“Capture Brooklyn”, The powerHouse Arena, New York.</w:t>
-            </w:r>
-          </w:p>
-        </w:tc>
-      </w:tr>
-      <w:tr>
-        <w:tc>
-          <w:tcPr/>
-          <w:p>
-            <w:pPr>
-              <w:pStyle w:val="Compact"/>
-              <w:jc w:val="left"/>
+            </w:pPr>
+            <w:r>
+              <w:t xml:space="preserve">“Capture Brooklyn: A Juried Photo Exhibition”, The powerHouse Arena, Dumbo Arts Festival 2010, New York.</w:t>
+            </w:r>
+          </w:p>
+        </w:tc>
+      </w:tr>
+      <w:tr>
+        <w:tc>
+          <w:tcPr/>
+          <w:p>
+            <w:pPr>
+              <w:pStyle w:val="Compact"/>
             </w:pPr>
             <w:r>
               <w:t xml:space="preserve">2010</w:t>
@@ -2060,7 +1959,6 @@
           <w:p>
             <w:pPr>
               <w:pStyle w:val="Compact"/>
-              <w:jc w:val="left"/>
             </w:pPr>
             <w:r>
               <w:t xml:space="preserve">“Picturing an Ethical Economy”, Trinity Church Museum, New York.</w:t>
@@ -2074,7 +1972,6 @@
           <w:p>
             <w:pPr>
               <w:pStyle w:val="Compact"/>
-              <w:jc w:val="left"/>
             </w:pPr>
             <w:r>
               <w:t xml:space="preserve">2010</w:t>
@@ -2086,7 +1983,6 @@
           <w:p>
             <w:pPr>
               <w:pStyle w:val="Compact"/>
-              <w:jc w:val="left"/>
             </w:pPr>
             <w:r>
               <w:t xml:space="preserve">Slideluck Potshow IV, Sala MauMau, Barcelona.</w:t>
@@ -2100,7 +1996,6 @@
           <w:p>
             <w:pPr>
               <w:pStyle w:val="Compact"/>
-              <w:jc w:val="left"/>
             </w:pPr>
             <w:r>
               <w:t xml:space="preserve">2010</w:t>
@@ -2112,7 +2007,6 @@
           <w:p>
             <w:pPr>
               <w:pStyle w:val="Compact"/>
-              <w:jc w:val="left"/>
             </w:pPr>
             <w:r>
               <w:t xml:space="preserve">“22” at Centre Cívic Pati Llimona, Barcelona.</w:t>
@@ -2126,7 +2020,6 @@
           <w:p>
             <w:pPr>
               <w:pStyle w:val="Compact"/>
-              <w:jc w:val="left"/>
             </w:pPr>
             <w:r>
               <w:t xml:space="preserve">2009</w:t>
@@ -2138,7 +2031,6 @@
           <w:p>
             <w:pPr>
               <w:pStyle w:val="Compact"/>
-              <w:jc w:val="left"/>
             </w:pPr>
             <w:r>
               <w:t xml:space="preserve">Slideluck Potshow III, Sala MauMau, Barcelona.</w:t>
@@ -2152,7 +2044,6 @@
           <w:p>
             <w:pPr>
               <w:pStyle w:val="Compact"/>
-              <w:jc w:val="left"/>
             </w:pPr>
             <w:r>
               <w:t xml:space="preserve">2007</w:t>
@@ -2164,7 +2055,6 @@
           <w:p>
             <w:pPr>
               <w:pStyle w:val="Compact"/>
-              <w:jc w:val="left"/>
             </w:pPr>
             <w:r>
               <w:t xml:space="preserve">“inside Out” , Davinci Escola D’Art, Barcelona.</w:t>
@@ -2173,8 +2063,8 @@
         </w:tc>
       </w:tr>
     </w:tbl>
-    <w:bookmarkEnd w:id="62"/>
-    <w:bookmarkStart w:id="80" w:name="books"/>
+    <w:bookmarkEnd w:id="51"/>
+    <w:bookmarkStart w:id="69" w:name="books"/>
     <w:p>
       <w:pPr>
         <w:pStyle w:val="Heading1"/>
@@ -2212,7 +2102,7 @@
       <w:r>
         <w:t xml:space="preserve"> </w:t>
       </w:r>
-      <w:hyperlink r:id="rId63">
+      <w:hyperlink r:id="rId52">
         <w:r>
           <w:rPr>
             <w:rStyle w:val="Hyperlink"/>
@@ -2242,7 +2132,7 @@
       <w:r>
         <w:t xml:space="preserve"> </w:t>
       </w:r>
-      <w:hyperlink r:id="rId64">
+      <w:hyperlink r:id="rId53">
         <w:r>
           <w:rPr>
             <w:rStyle w:val="Hyperlink"/>
@@ -2272,7 +2162,7 @@
       <w:r>
         <w:t xml:space="preserve"> </w:t>
       </w:r>
-      <w:hyperlink r:id="rId65">
+      <w:hyperlink r:id="rId54">
         <w:r>
           <w:rPr>
             <w:rStyle w:val="Hyperlink"/>
@@ -2305,7 +2195,7 @@
       <w:r>
         <w:t xml:space="preserve"> </w:t>
       </w:r>
-      <w:hyperlink r:id="rId66">
+      <w:hyperlink r:id="rId55">
         <w:r>
           <w:rPr>
             <w:rStyle w:val="Hyperlink"/>
@@ -2317,7 +2207,7 @@
         <w:t xml:space="preserve">.</w:t>
       </w:r>
     </w:p>
-    <w:bookmarkStart w:id="79" w:name="self-published-books"/>
+    <w:bookmarkStart w:id="68" w:name="self-published-books"/>
     <w:p>
       <w:pPr>
         <w:pStyle w:val="Heading2"/>
@@ -2330,7 +2220,6 @@
       <w:tblPr>
         <w:tblStyle w:val="Table"/>
         <w:tblW w:type="auto" w:w="0"/>
-        <w:jc w:val="left"/>
         <w:tblLook w:firstRow="1" w:lastRow="0" w:firstColumn="0" w:lastColumn="0" w:noHBand="0" w:noVBand="0" w:val="0020"/>
       </w:tblPr>
       <w:tblGrid>
@@ -2392,418 +2281,418 @@
             <w:r>
               <w:t xml:space="preserve"> </w:t>
             </w:r>
+            <w:hyperlink r:id="rId56">
+              <w:r>
+                <w:rPr>
+                  <w:rStyle w:val="Hyperlink"/>
+                </w:rPr>
+                <w:t xml:space="preserve">Susurros</w:t>
+              </w:r>
+            </w:hyperlink>
+          </w:p>
+        </w:tc>
+      </w:tr>
+      <w:tr>
+        <w:tc>
+          <w:tcPr/>
+          <w:p>
+            <w:pPr>
+              <w:pStyle w:val="Compact"/>
+              <w:jc w:val="left"/>
+            </w:pPr>
+            <w:r>
+              <w:t xml:space="preserve">2019</w:t>
+            </w:r>
+          </w:p>
+        </w:tc>
+        <w:tc>
+          <w:tcPr/>
+          <w:p>
+            <w:pPr>
+              <w:pStyle w:val="Compact"/>
+              <w:jc w:val="left"/>
+            </w:pPr>
+            <w:r>
+              <w:t xml:space="preserve">Book:</w:t>
+            </w:r>
+            <w:r>
+              <w:t xml:space="preserve"> </w:t>
+            </w:r>
+            <w:hyperlink r:id="rId57">
+              <w:r>
+                <w:rPr>
+                  <w:rStyle w:val="Hyperlink"/>
+                </w:rPr>
+                <w:t xml:space="preserve">CODE by R. Mutt</w:t>
+              </w:r>
+            </w:hyperlink>
+          </w:p>
+        </w:tc>
+      </w:tr>
+      <w:tr>
+        <w:tc>
+          <w:tcPr/>
+          <w:p>
+            <w:pPr>
+              <w:pStyle w:val="Compact"/>
+              <w:jc w:val="left"/>
+            </w:pPr>
+            <w:r>
+              <w:t xml:space="preserve">2017</w:t>
+            </w:r>
+          </w:p>
+        </w:tc>
+        <w:tc>
+          <w:tcPr/>
+          <w:p>
+            <w:pPr>
+              <w:pStyle w:val="Compact"/>
+              <w:jc w:val="left"/>
+            </w:pPr>
+            <w:r>
+              <w:t xml:space="preserve">Book:</w:t>
+            </w:r>
+            <w:r>
+              <w:t xml:space="preserve"> </w:t>
+            </w:r>
+            <w:hyperlink r:id="rId58">
+              <w:r>
+                <w:rPr>
+                  <w:rStyle w:val="Hyperlink"/>
+                </w:rPr>
+                <w:t xml:space="preserve">Passengers Vol. III</w:t>
+              </w:r>
+            </w:hyperlink>
+          </w:p>
+        </w:tc>
+      </w:tr>
+      <w:tr>
+        <w:tc>
+          <w:tcPr/>
+          <w:p>
+            <w:pPr>
+              <w:pStyle w:val="Compact"/>
+              <w:jc w:val="left"/>
+            </w:pPr>
+            <w:r>
+              <w:t xml:space="preserve">2017</w:t>
+            </w:r>
+          </w:p>
+        </w:tc>
+        <w:tc>
+          <w:tcPr/>
+          <w:p>
+            <w:pPr>
+              <w:pStyle w:val="Compact"/>
+              <w:jc w:val="left"/>
+            </w:pPr>
+            <w:r>
+              <w:t xml:space="preserve">Artist book:</w:t>
+            </w:r>
+            <w:r>
+              <w:t xml:space="preserve"> </w:t>
+            </w:r>
+            <w:hyperlink r:id="rId59">
+              <w:r>
+                <w:rPr>
+                  <w:rStyle w:val="Hyperlink"/>
+                </w:rPr>
+                <w:t xml:space="preserve">Heaven</w:t>
+              </w:r>
+            </w:hyperlink>
+          </w:p>
+        </w:tc>
+      </w:tr>
+      <w:tr>
+        <w:tc>
+          <w:tcPr/>
+          <w:p>
+            <w:pPr>
+              <w:pStyle w:val="Compact"/>
+              <w:jc w:val="left"/>
+            </w:pPr>
+            <w:r>
+              <w:t xml:space="preserve">2017</w:t>
+            </w:r>
+          </w:p>
+        </w:tc>
+        <w:tc>
+          <w:tcPr/>
+          <w:p>
+            <w:pPr>
+              <w:pStyle w:val="Compact"/>
+              <w:jc w:val="left"/>
+            </w:pPr>
+            <w:r>
+              <w:t xml:space="preserve">Magazine:</w:t>
+            </w:r>
+            <w:r>
+              <w:t xml:space="preserve"> </w:t>
+            </w:r>
+            <w:hyperlink r:id="rId60">
+              <w:r>
+                <w:rPr>
+                  <w:rStyle w:val="Hyperlink"/>
+                </w:rPr>
+                <w:t xml:space="preserve">S’Arenal Summertime 2016</w:t>
+              </w:r>
+            </w:hyperlink>
+          </w:p>
+        </w:tc>
+      </w:tr>
+      <w:tr>
+        <w:tc>
+          <w:tcPr/>
+          <w:p>
+            <w:pPr>
+              <w:pStyle w:val="Compact"/>
+              <w:jc w:val="left"/>
+            </w:pPr>
+            <w:r>
+              <w:t xml:space="preserve">2016</w:t>
+            </w:r>
+          </w:p>
+        </w:tc>
+        <w:tc>
+          <w:tcPr/>
+          <w:p>
+            <w:pPr>
+              <w:pStyle w:val="Compact"/>
+              <w:jc w:val="left"/>
+            </w:pPr>
+            <w:r>
+              <w:t xml:space="preserve">Artist book:</w:t>
+            </w:r>
+            <w:r>
+              <w:t xml:space="preserve"> </w:t>
+            </w:r>
+            <w:hyperlink r:id="rId61">
+              <w:r>
+                <w:rPr>
+                  <w:rStyle w:val="Hyperlink"/>
+                </w:rPr>
+                <w:t xml:space="preserve">Shared Folder (Red box)</w:t>
+              </w:r>
+            </w:hyperlink>
+          </w:p>
+        </w:tc>
+      </w:tr>
+      <w:tr>
+        <w:tc>
+          <w:tcPr/>
+          <w:p>
+            <w:pPr>
+              <w:pStyle w:val="Compact"/>
+              <w:jc w:val="left"/>
+            </w:pPr>
+            <w:r>
+              <w:t xml:space="preserve">2014</w:t>
+            </w:r>
+          </w:p>
+        </w:tc>
+        <w:tc>
+          <w:tcPr/>
+          <w:p>
+            <w:pPr>
+              <w:pStyle w:val="Compact"/>
+              <w:jc w:val="left"/>
+            </w:pPr>
+            <w:r>
+              <w:t xml:space="preserve">Fanzine:</w:t>
+            </w:r>
+            <w:r>
+              <w:t xml:space="preserve"> </w:t>
+            </w:r>
+            <w:hyperlink r:id="rId62">
+              <w:r>
+                <w:rPr>
+                  <w:rStyle w:val="Hyperlink"/>
+                </w:rPr>
+                <w:t xml:space="preserve">22.2</w:t>
+              </w:r>
+            </w:hyperlink>
+          </w:p>
+        </w:tc>
+      </w:tr>
+      <w:tr>
+        <w:tc>
+          <w:tcPr/>
+          <w:p>
+            <w:pPr>
+              <w:pStyle w:val="Compact"/>
+              <w:jc w:val="left"/>
+            </w:pPr>
+            <w:r>
+              <w:t xml:space="preserve">2013</w:t>
+            </w:r>
+          </w:p>
+        </w:tc>
+        <w:tc>
+          <w:tcPr/>
+          <w:p>
+            <w:pPr>
+              <w:pStyle w:val="Compact"/>
+              <w:jc w:val="left"/>
+            </w:pPr>
+            <w:r>
+              <w:t xml:space="preserve">Book collection:</w:t>
+            </w:r>
+            <w:r>
+              <w:t xml:space="preserve"> </w:t>
+            </w:r>
+            <w:hyperlink r:id="rId63">
+              <w:r>
+                <w:rPr>
+                  <w:rStyle w:val="Hyperlink"/>
+                </w:rPr>
+                <w:t xml:space="preserve">Traces - 2013.12.07 - Barcelona</w:t>
+              </w:r>
+            </w:hyperlink>
+          </w:p>
+        </w:tc>
+      </w:tr>
+      <w:tr>
+        <w:tc>
+          <w:tcPr/>
+          <w:p>
+            <w:pPr>
+              <w:pStyle w:val="Compact"/>
+              <w:jc w:val="left"/>
+            </w:pPr>
+            <w:r>
+              <w:t xml:space="preserve">2012</w:t>
+            </w:r>
+          </w:p>
+        </w:tc>
+        <w:tc>
+          <w:tcPr/>
+          <w:p>
+            <w:pPr>
+              <w:pStyle w:val="Compact"/>
+              <w:jc w:val="left"/>
+            </w:pPr>
+            <w:r>
+              <w:t xml:space="preserve">Book:</w:t>
+            </w:r>
+            <w:r>
+              <w:t xml:space="preserve"> </w:t>
+            </w:r>
+            <w:hyperlink r:id="rId64">
+              <w:r>
+                <w:rPr>
+                  <w:rStyle w:val="Hyperlink"/>
+                </w:rPr>
+                <w:t xml:space="preserve">Passengers 2012</w:t>
+              </w:r>
+            </w:hyperlink>
+          </w:p>
+        </w:tc>
+      </w:tr>
+      <w:tr>
+        <w:tc>
+          <w:tcPr/>
+          <w:p>
+            <w:pPr>
+              <w:pStyle w:val="Compact"/>
+              <w:jc w:val="left"/>
+            </w:pPr>
+            <w:r>
+              <w:t xml:space="preserve">2011</w:t>
+            </w:r>
+          </w:p>
+        </w:tc>
+        <w:tc>
+          <w:tcPr/>
+          <w:p>
+            <w:pPr>
+              <w:pStyle w:val="Compact"/>
+              <w:jc w:val="left"/>
+            </w:pPr>
+            <w:r>
+              <w:t xml:space="preserve">Book:</w:t>
+            </w:r>
+            <w:r>
+              <w:t xml:space="preserve"> </w:t>
+            </w:r>
+            <w:hyperlink r:id="rId65">
+              <w:r>
+                <w:rPr>
+                  <w:rStyle w:val="Hyperlink"/>
+                </w:rPr>
+                <w:t xml:space="preserve">Passengers</w:t>
+              </w:r>
+            </w:hyperlink>
+          </w:p>
+        </w:tc>
+      </w:tr>
+      <w:tr>
+        <w:tc>
+          <w:tcPr/>
+          <w:p>
+            <w:pPr>
+              <w:pStyle w:val="Compact"/>
+              <w:jc w:val="left"/>
+            </w:pPr>
+            <w:r>
+              <w:t xml:space="preserve">2011</w:t>
+            </w:r>
+          </w:p>
+        </w:tc>
+        <w:tc>
+          <w:tcPr/>
+          <w:p>
+            <w:pPr>
+              <w:pStyle w:val="Compact"/>
+              <w:jc w:val="left"/>
+            </w:pPr>
+            <w:r>
+              <w:t xml:space="preserve">Book:</w:t>
+            </w:r>
+            <w:r>
+              <w:t xml:space="preserve"> </w:t>
+            </w:r>
+            <w:hyperlink r:id="rId66">
+              <w:r>
+                <w:rPr>
+                  <w:rStyle w:val="Hyperlink"/>
+                </w:rPr>
+                <w:t xml:space="preserve">Arrinconado</w:t>
+              </w:r>
+            </w:hyperlink>
+          </w:p>
+        </w:tc>
+      </w:tr>
+      <w:tr>
+        <w:tc>
+          <w:tcPr/>
+          <w:p>
+            <w:pPr>
+              <w:pStyle w:val="Compact"/>
+              <w:jc w:val="left"/>
+            </w:pPr>
+            <w:r>
+              <w:t xml:space="preserve">2009</w:t>
+            </w:r>
+          </w:p>
+        </w:tc>
+        <w:tc>
+          <w:tcPr/>
+          <w:p>
+            <w:pPr>
+              <w:pStyle w:val="Compact"/>
+              <w:jc w:val="left"/>
+            </w:pPr>
+            <w:r>
+              <w:t xml:space="preserve">Artist book and site-specific installation:</w:t>
+            </w:r>
+            <w:r>
+              <w:t xml:space="preserve"> </w:t>
+            </w:r>
             <w:hyperlink r:id="rId67">
               <w:r>
                 <w:rPr>
                   <w:rStyle w:val="Hyperlink"/>
                 </w:rPr>
-                <w:t xml:space="preserve">Susurros</w:t>
-              </w:r>
-            </w:hyperlink>
-          </w:p>
-        </w:tc>
-      </w:tr>
-      <w:tr>
-        <w:tc>
-          <w:tcPr/>
-          <w:p>
-            <w:pPr>
-              <w:pStyle w:val="Compact"/>
-              <w:jc w:val="left"/>
-            </w:pPr>
-            <w:r>
-              <w:t xml:space="preserve">2019</w:t>
-            </w:r>
-          </w:p>
-        </w:tc>
-        <w:tc>
-          <w:tcPr/>
-          <w:p>
-            <w:pPr>
-              <w:pStyle w:val="Compact"/>
-              <w:jc w:val="left"/>
-            </w:pPr>
-            <w:r>
-              <w:t xml:space="preserve">Book:</w:t>
-            </w:r>
-            <w:r>
-              <w:t xml:space="preserve"> </w:t>
-            </w:r>
-            <w:hyperlink r:id="rId68">
-              <w:r>
-                <w:rPr>
-                  <w:rStyle w:val="Hyperlink"/>
-                </w:rPr>
-                <w:t xml:space="preserve">CODE by R. Mutt</w:t>
-              </w:r>
-            </w:hyperlink>
-          </w:p>
-        </w:tc>
-      </w:tr>
-      <w:tr>
-        <w:tc>
-          <w:tcPr/>
-          <w:p>
-            <w:pPr>
-              <w:pStyle w:val="Compact"/>
-              <w:jc w:val="left"/>
-            </w:pPr>
-            <w:r>
-              <w:t xml:space="preserve">2017</w:t>
-            </w:r>
-          </w:p>
-        </w:tc>
-        <w:tc>
-          <w:tcPr/>
-          <w:p>
-            <w:pPr>
-              <w:pStyle w:val="Compact"/>
-              <w:jc w:val="left"/>
-            </w:pPr>
-            <w:r>
-              <w:t xml:space="preserve">Book:</w:t>
-            </w:r>
-            <w:r>
-              <w:t xml:space="preserve"> </w:t>
-            </w:r>
-            <w:hyperlink r:id="rId69">
-              <w:r>
-                <w:rPr>
-                  <w:rStyle w:val="Hyperlink"/>
-                </w:rPr>
-                <w:t xml:space="preserve">Passengers Vol. III</w:t>
-              </w:r>
-            </w:hyperlink>
-          </w:p>
-        </w:tc>
-      </w:tr>
-      <w:tr>
-        <w:tc>
-          <w:tcPr/>
-          <w:p>
-            <w:pPr>
-              <w:pStyle w:val="Compact"/>
-              <w:jc w:val="left"/>
-            </w:pPr>
-            <w:r>
-              <w:t xml:space="preserve">2017</w:t>
-            </w:r>
-          </w:p>
-        </w:tc>
-        <w:tc>
-          <w:tcPr/>
-          <w:p>
-            <w:pPr>
-              <w:pStyle w:val="Compact"/>
-              <w:jc w:val="left"/>
-            </w:pPr>
-            <w:r>
-              <w:t xml:space="preserve">Artist book:</w:t>
-            </w:r>
-            <w:r>
-              <w:t xml:space="preserve"> </w:t>
-            </w:r>
-            <w:hyperlink r:id="rId70">
-              <w:r>
-                <w:rPr>
-                  <w:rStyle w:val="Hyperlink"/>
-                </w:rPr>
-                <w:t xml:space="preserve">Heaven</w:t>
-              </w:r>
-            </w:hyperlink>
-          </w:p>
-        </w:tc>
-      </w:tr>
-      <w:tr>
-        <w:tc>
-          <w:tcPr/>
-          <w:p>
-            <w:pPr>
-              <w:pStyle w:val="Compact"/>
-              <w:jc w:val="left"/>
-            </w:pPr>
-            <w:r>
-              <w:t xml:space="preserve">2017</w:t>
-            </w:r>
-          </w:p>
-        </w:tc>
-        <w:tc>
-          <w:tcPr/>
-          <w:p>
-            <w:pPr>
-              <w:pStyle w:val="Compact"/>
-              <w:jc w:val="left"/>
-            </w:pPr>
-            <w:r>
-              <w:t xml:space="preserve">Magazine:</w:t>
-            </w:r>
-            <w:r>
-              <w:t xml:space="preserve"> </w:t>
-            </w:r>
-            <w:hyperlink r:id="rId71">
-              <w:r>
-                <w:rPr>
-                  <w:rStyle w:val="Hyperlink"/>
-                </w:rPr>
-                <w:t xml:space="preserve">S’Arenal Summertime 2016</w:t>
-              </w:r>
-            </w:hyperlink>
-          </w:p>
-        </w:tc>
-      </w:tr>
-      <w:tr>
-        <w:tc>
-          <w:tcPr/>
-          <w:p>
-            <w:pPr>
-              <w:pStyle w:val="Compact"/>
-              <w:jc w:val="left"/>
-            </w:pPr>
-            <w:r>
-              <w:t xml:space="preserve">2016</w:t>
-            </w:r>
-          </w:p>
-        </w:tc>
-        <w:tc>
-          <w:tcPr/>
-          <w:p>
-            <w:pPr>
-              <w:pStyle w:val="Compact"/>
-              <w:jc w:val="left"/>
-            </w:pPr>
-            <w:r>
-              <w:t xml:space="preserve">Artist book:</w:t>
-            </w:r>
-            <w:r>
-              <w:t xml:space="preserve"> </w:t>
-            </w:r>
-            <w:hyperlink r:id="rId72">
-              <w:r>
-                <w:rPr>
-                  <w:rStyle w:val="Hyperlink"/>
-                </w:rPr>
-                <w:t xml:space="preserve">Shared Folder (Red box)</w:t>
-              </w:r>
-            </w:hyperlink>
-          </w:p>
-        </w:tc>
-      </w:tr>
-      <w:tr>
-        <w:tc>
-          <w:tcPr/>
-          <w:p>
-            <w:pPr>
-              <w:pStyle w:val="Compact"/>
-              <w:jc w:val="left"/>
-            </w:pPr>
-            <w:r>
-              <w:t xml:space="preserve">2014</w:t>
-            </w:r>
-          </w:p>
-        </w:tc>
-        <w:tc>
-          <w:tcPr/>
-          <w:p>
-            <w:pPr>
-              <w:pStyle w:val="Compact"/>
-              <w:jc w:val="left"/>
-            </w:pPr>
-            <w:r>
-              <w:t xml:space="preserve">Fanzine:</w:t>
-            </w:r>
-            <w:r>
-              <w:t xml:space="preserve"> </w:t>
-            </w:r>
-            <w:hyperlink r:id="rId73">
-              <w:r>
-                <w:rPr>
-                  <w:rStyle w:val="Hyperlink"/>
-                </w:rPr>
-                <w:t xml:space="preserve">22.2</w:t>
-              </w:r>
-            </w:hyperlink>
-          </w:p>
-        </w:tc>
-      </w:tr>
-      <w:tr>
-        <w:tc>
-          <w:tcPr/>
-          <w:p>
-            <w:pPr>
-              <w:pStyle w:val="Compact"/>
-              <w:jc w:val="left"/>
-            </w:pPr>
-            <w:r>
-              <w:t xml:space="preserve">2013</w:t>
-            </w:r>
-          </w:p>
-        </w:tc>
-        <w:tc>
-          <w:tcPr/>
-          <w:p>
-            <w:pPr>
-              <w:pStyle w:val="Compact"/>
-              <w:jc w:val="left"/>
-            </w:pPr>
-            <w:r>
-              <w:t xml:space="preserve">Book collection:</w:t>
-            </w:r>
-            <w:r>
-              <w:t xml:space="preserve"> </w:t>
-            </w:r>
-            <w:hyperlink r:id="rId74">
-              <w:r>
-                <w:rPr>
-                  <w:rStyle w:val="Hyperlink"/>
-                </w:rPr>
-                <w:t xml:space="preserve">Traces - 2013.12.07 - Barcelona</w:t>
-              </w:r>
-            </w:hyperlink>
-          </w:p>
-        </w:tc>
-      </w:tr>
-      <w:tr>
-        <w:tc>
-          <w:tcPr/>
-          <w:p>
-            <w:pPr>
-              <w:pStyle w:val="Compact"/>
-              <w:jc w:val="left"/>
-            </w:pPr>
-            <w:r>
-              <w:t xml:space="preserve">2012</w:t>
-            </w:r>
-          </w:p>
-        </w:tc>
-        <w:tc>
-          <w:tcPr/>
-          <w:p>
-            <w:pPr>
-              <w:pStyle w:val="Compact"/>
-              <w:jc w:val="left"/>
-            </w:pPr>
-            <w:r>
-              <w:t xml:space="preserve">Book:</w:t>
-            </w:r>
-            <w:r>
-              <w:t xml:space="preserve"> </w:t>
-            </w:r>
-            <w:hyperlink r:id="rId75">
-              <w:r>
-                <w:rPr>
-                  <w:rStyle w:val="Hyperlink"/>
-                </w:rPr>
-                <w:t xml:space="preserve">Passengers 2012</w:t>
-              </w:r>
-            </w:hyperlink>
-          </w:p>
-        </w:tc>
-      </w:tr>
-      <w:tr>
-        <w:tc>
-          <w:tcPr/>
-          <w:p>
-            <w:pPr>
-              <w:pStyle w:val="Compact"/>
-              <w:jc w:val="left"/>
-            </w:pPr>
-            <w:r>
-              <w:t xml:space="preserve">2011</w:t>
-            </w:r>
-          </w:p>
-        </w:tc>
-        <w:tc>
-          <w:tcPr/>
-          <w:p>
-            <w:pPr>
-              <w:pStyle w:val="Compact"/>
-              <w:jc w:val="left"/>
-            </w:pPr>
-            <w:r>
-              <w:t xml:space="preserve">Book:</w:t>
-            </w:r>
-            <w:r>
-              <w:t xml:space="preserve"> </w:t>
-            </w:r>
-            <w:hyperlink r:id="rId76">
-              <w:r>
-                <w:rPr>
-                  <w:rStyle w:val="Hyperlink"/>
-                </w:rPr>
-                <w:t xml:space="preserve">Passengers</w:t>
-              </w:r>
-            </w:hyperlink>
-          </w:p>
-        </w:tc>
-      </w:tr>
-      <w:tr>
-        <w:tc>
-          <w:tcPr/>
-          <w:p>
-            <w:pPr>
-              <w:pStyle w:val="Compact"/>
-              <w:jc w:val="left"/>
-            </w:pPr>
-            <w:r>
-              <w:t xml:space="preserve">2011</w:t>
-            </w:r>
-          </w:p>
-        </w:tc>
-        <w:tc>
-          <w:tcPr/>
-          <w:p>
-            <w:pPr>
-              <w:pStyle w:val="Compact"/>
-              <w:jc w:val="left"/>
-            </w:pPr>
-            <w:r>
-              <w:t xml:space="preserve">Book:</w:t>
-            </w:r>
-            <w:r>
-              <w:t xml:space="preserve"> </w:t>
-            </w:r>
-            <w:hyperlink r:id="rId77">
-              <w:r>
-                <w:rPr>
-                  <w:rStyle w:val="Hyperlink"/>
-                </w:rPr>
-                <w:t xml:space="preserve">Arrinconado</w:t>
-              </w:r>
-            </w:hyperlink>
-          </w:p>
-        </w:tc>
-      </w:tr>
-      <w:tr>
-        <w:tc>
-          <w:tcPr/>
-          <w:p>
-            <w:pPr>
-              <w:pStyle w:val="Compact"/>
-              <w:jc w:val="left"/>
-            </w:pPr>
-            <w:r>
-              <w:t xml:space="preserve">2009</w:t>
-            </w:r>
-          </w:p>
-        </w:tc>
-        <w:tc>
-          <w:tcPr/>
-          <w:p>
-            <w:pPr>
-              <w:pStyle w:val="Compact"/>
-              <w:jc w:val="left"/>
-            </w:pPr>
-            <w:r>
-              <w:t xml:space="preserve">Artist book and site-specific installation:</w:t>
-            </w:r>
-            <w:r>
-              <w:t xml:space="preserve"> </w:t>
-            </w:r>
-            <w:hyperlink r:id="rId78">
-              <w:r>
-                <w:rPr>
-                  <w:rStyle w:val="Hyperlink"/>
-                </w:rPr>
                 <w:t xml:space="preserve">22</w:t>
               </w:r>
             </w:hyperlink>
@@ -2811,9 +2700,9 @@
         </w:tc>
       </w:tr>
     </w:tbl>
-    <w:bookmarkEnd w:id="79"/>
-    <w:bookmarkEnd w:id="80"/>
-    <w:bookmarkStart w:id="85" w:name="prizes"/>
+    <w:bookmarkEnd w:id="68"/>
+    <w:bookmarkEnd w:id="69"/>
+    <w:bookmarkStart w:id="74" w:name="prizes"/>
     <w:p>
       <w:pPr>
         <w:pStyle w:val="Heading1"/>
@@ -2826,7 +2715,6 @@
       <w:tblPr>
         <w:tblStyle w:val="Table"/>
         <w:tblW w:type="auto" w:w="0"/>
-        <w:jc w:val="left"/>
         <w:tblLook w:firstRow="1" w:lastRow="0" w:firstColumn="0" w:lastColumn="0" w:noHBand="0" w:noVBand="0" w:val="0020"/>
       </w:tblPr>
       <w:tblGrid>
@@ -2842,7 +2730,6 @@
           <w:p>
             <w:pPr>
               <w:pStyle w:val="Compact"/>
-              <w:jc w:val="left"/>
             </w:pPr>
             <w:r>
               <w:t xml:space="preserve">Year</w:t>
@@ -2854,7 +2741,6 @@
           <w:p>
             <w:pPr>
               <w:pStyle w:val="Compact"/>
-              <w:jc w:val="left"/>
             </w:pPr>
             <w:r>
               <w:t xml:space="preserve">Prize</w:t>
@@ -2868,7 +2754,6 @@
           <w:p>
             <w:pPr>
               <w:pStyle w:val="Compact"/>
-              <w:jc w:val="left"/>
             </w:pPr>
             <w:r>
               <w:t xml:space="preserve">2017</w:t>
@@ -2880,7 +2765,6 @@
           <w:p>
             <w:pPr>
               <w:pStyle w:val="Compact"/>
-              <w:jc w:val="left"/>
             </w:pPr>
             <w:r>
               <w:t xml:space="preserve">Finalist with Heaven at DOCfield Dummy Award Fundació Banc Sabadell</w:t>
@@ -2894,7 +2778,6 @@
           <w:p>
             <w:pPr>
               <w:pStyle w:val="Compact"/>
-              <w:jc w:val="left"/>
             </w:pPr>
             <w:r>
               <w:t xml:space="preserve">2017</w:t>
@@ -2906,9 +2789,8 @@
           <w:p>
             <w:pPr>
               <w:pStyle w:val="Compact"/>
-              <w:jc w:val="left"/>
-            </w:pPr>
-            <w:hyperlink r:id="rId81">
+            </w:pPr>
+            <w:hyperlink r:id="rId70">
               <w:r>
                 <w:rPr>
                   <w:rStyle w:val="Hyperlink"/>
@@ -2919,7 +2801,7 @@
             <w:r>
               <w:t xml:space="preserve"> </w:t>
             </w:r>
-            <w:hyperlink r:id="rId82">
+            <w:hyperlink r:id="rId71">
               <w:r>
                 <w:rPr>
                   <w:rStyle w:val="Hyperlink"/>
@@ -2936,7 +2818,6 @@
           <w:p>
             <w:pPr>
               <w:pStyle w:val="Compact"/>
-              <w:jc w:val="left"/>
             </w:pPr>
             <w:r>
               <w:t xml:space="preserve">2015</w:t>
@@ -2948,7 +2829,6 @@
           <w:p>
             <w:pPr>
               <w:pStyle w:val="Compact"/>
-              <w:jc w:val="left"/>
             </w:pPr>
             <w:r>
               <w:t xml:space="preserve">Finalist with</w:t>
@@ -2956,7 +2836,7 @@
             <w:r>
               <w:t xml:space="preserve"> </w:t>
             </w:r>
-            <w:hyperlink r:id="rId83">
+            <w:hyperlink r:id="rId72">
               <w:r>
                 <w:rPr>
                   <w:rStyle w:val="Hyperlink"/>
@@ -2973,7 +2853,7 @@
             <w:r>
               <w:t xml:space="preserve"> </w:t>
             </w:r>
-            <w:hyperlink r:id="rId84">
+            <w:hyperlink r:id="rId73">
               <w:r>
                 <w:rPr>
                   <w:rStyle w:val="Hyperlink"/>
@@ -2990,7 +2870,6 @@
           <w:p>
             <w:pPr>
               <w:pStyle w:val="Compact"/>
-              <w:jc w:val="left"/>
             </w:pPr>
             <w:r>
               <w:t xml:space="preserve">2015</w:t>
@@ -3002,9 +2881,8 @@
           <w:p>
             <w:pPr>
               <w:pStyle w:val="Compact"/>
-              <w:jc w:val="left"/>
-            </w:pPr>
-            <w:hyperlink r:id="rId81">
+            </w:pPr>
+            <w:hyperlink r:id="rId70">
               <w:r>
                 <w:rPr>
                   <w:rStyle w:val="Hyperlink"/>
@@ -3022,8 +2900,8 @@
         </w:tc>
       </w:tr>
     </w:tbl>
-    <w:bookmarkEnd w:id="85"/>
-    <w:bookmarkStart w:id="103" w:name="press"/>
+    <w:bookmarkEnd w:id="74"/>
+    <w:bookmarkStart w:id="92" w:name="press"/>
     <w:p>
       <w:pPr>
         <w:pStyle w:val="Heading1"/>
@@ -3036,7 +2914,6 @@
       <w:tblPr>
         <w:tblStyle w:val="Table"/>
         <w:tblW w:type="auto" w:w="0"/>
-        <w:jc w:val="left"/>
         <w:tblLook w:firstRow="1" w:lastRow="0" w:firstColumn="0" w:lastColumn="0" w:noHBand="0" w:noVBand="0" w:val="0020"/>
       </w:tblPr>
       <w:tblGrid>
@@ -3052,7 +2929,6 @@
           <w:p>
             <w:pPr>
               <w:pStyle w:val="Compact"/>
-              <w:jc w:val="left"/>
             </w:pPr>
             <w:r>
               <w:t xml:space="preserve">Year</w:t>
@@ -3064,7 +2940,6 @@
           <w:p>
             <w:pPr>
               <w:pStyle w:val="Compact"/>
-              <w:jc w:val="left"/>
             </w:pPr>
             <w:r>
               <w:t xml:space="preserve">Project and medium</w:t>
@@ -3078,7 +2953,6 @@
           <w:p>
             <w:pPr>
               <w:pStyle w:val="Compact"/>
-              <w:jc w:val="left"/>
             </w:pPr>
             <w:r>
               <w:t xml:space="preserve">2021</w:t>
@@ -3090,9 +2964,8 @@
           <w:p>
             <w:pPr>
               <w:pStyle w:val="Compact"/>
-              <w:jc w:val="left"/>
-            </w:pPr>
-            <w:hyperlink r:id="rId86">
+            </w:pPr>
+            <w:hyperlink r:id="rId75">
               <w:r>
                 <w:rPr>
                   <w:rStyle w:val="Hyperlink"/>
@@ -3106,7 +2979,7 @@
             <w:r>
               <w:t xml:space="preserve">about #</w:t>
             </w:r>
-            <w:hyperlink r:id="rId87">
+            <w:hyperlink r:id="rId76">
               <w:r>
                 <w:rPr>
                   <w:rStyle w:val="Hyperlink"/>
@@ -3129,7 +3002,6 @@
           <w:p>
             <w:pPr>
               <w:pStyle w:val="Compact"/>
-              <w:jc w:val="left"/>
             </w:pPr>
             <w:r>
               <w:t xml:space="preserve">2013</w:t>
@@ -3141,7 +3013,6 @@
           <w:p>
             <w:pPr>
               <w:pStyle w:val="Compact"/>
-              <w:jc w:val="left"/>
             </w:pPr>
             <w:r>
               <w:t xml:space="preserve">fotometro.org:</w:t>
@@ -3149,7 +3020,7 @@
             <w:r>
               <w:t xml:space="preserve"> </w:t>
             </w:r>
-            <w:hyperlink r:id="rId88">
+            <w:hyperlink r:id="rId77">
               <w:r>
                 <w:rPr>
                   <w:rStyle w:val="Hyperlink"/>
@@ -3166,7 +3037,6 @@
           <w:p>
             <w:pPr>
               <w:pStyle w:val="Compact"/>
-              <w:jc w:val="left"/>
             </w:pPr>
             <w:r>
               <w:t xml:space="preserve">2012</w:t>
@@ -3178,7 +3048,6 @@
           <w:p>
             <w:pPr>
               <w:pStyle w:val="Compact"/>
-              <w:jc w:val="left"/>
             </w:pPr>
             <w:r>
               <w:t xml:space="preserve">Ubiquography:</w:t>
@@ -3186,7 +3055,7 @@
             <w:r>
               <w:t xml:space="preserve"> </w:t>
             </w:r>
-            <w:hyperlink r:id="rId89">
+            <w:hyperlink r:id="rId78">
               <w:r>
                 <w:rPr>
                   <w:rStyle w:val="Hyperlink"/>
@@ -3200,7 +3069,7 @@
             <w:r>
               <w:t xml:space="preserve"> </w:t>
             </w:r>
-            <w:hyperlink r:id="rId90">
+            <w:hyperlink r:id="rId79">
               <w:r>
                 <w:rPr>
                   <w:rStyle w:val="Hyperlink"/>
@@ -3211,7 +3080,7 @@
             <w:r>
               <w:t xml:space="preserve">,</w:t>
             </w:r>
-            <w:hyperlink r:id="rId91">
+            <w:hyperlink r:id="rId80">
               <w:r>
                 <w:rPr>
                   <w:rStyle w:val="Hyperlink"/>
@@ -3225,7 +3094,7 @@
             <w:r>
               <w:t xml:space="preserve"> </w:t>
             </w:r>
-            <w:hyperlink r:id="rId92">
+            <w:hyperlink r:id="rId81">
               <w:r>
                 <w:rPr>
                   <w:rStyle w:val="Hyperlink"/>
@@ -3245,7 +3114,6 @@
           <w:p>
             <w:pPr>
               <w:pStyle w:val="Compact"/>
-              <w:jc w:val="left"/>
             </w:pPr>
             <w:r>
               <w:t xml:space="preserve">2012</w:t>
@@ -3257,7 +3125,6 @@
           <w:p>
             <w:pPr>
               <w:pStyle w:val="Compact"/>
-              <w:jc w:val="left"/>
             </w:pPr>
             <w:r>
               <w:rPr>
@@ -3289,7 +3156,7 @@
               </w:rPr>
               <w:t xml:space="preserve"> </w:t>
             </w:r>
-            <w:hyperlink r:id="rId93">
+            <w:hyperlink r:id="rId82">
               <w:r>
                 <w:rPr>
                   <w:rStyle w:val="Hyperlink"/>
@@ -3308,7 +3175,6 @@
           <w:p>
             <w:pPr>
               <w:pStyle w:val="Compact"/>
-              <w:jc w:val="left"/>
             </w:pPr>
             <w:r>
               <w:t xml:space="preserve">2012</w:t>
@@ -3320,7 +3186,6 @@
           <w:p>
             <w:pPr>
               <w:pStyle w:val="Compact"/>
-              <w:jc w:val="left"/>
             </w:pPr>
             <w:r>
               <w:t xml:space="preserve">SOY CÁMARA #19 // Más fotoperiodismo hoy:</w:t>
@@ -3328,7 +3193,7 @@
             <w:r>
               <w:t xml:space="preserve"> </w:t>
             </w:r>
-            <w:hyperlink r:id="rId94">
+            <w:hyperlink r:id="rId83">
               <w:r>
                 <w:rPr>
                   <w:rStyle w:val="Hyperlink"/>
@@ -3345,7 +3210,6 @@
           <w:p>
             <w:pPr>
               <w:pStyle w:val="Compact"/>
-              <w:jc w:val="left"/>
             </w:pPr>
             <w:r>
               <w:t xml:space="preserve">2011</w:t>
@@ -3357,7 +3221,6 @@
           <w:p>
             <w:pPr>
               <w:pStyle w:val="Compact"/>
-              <w:jc w:val="left"/>
             </w:pPr>
             <w:r>
               <w:t xml:space="preserve">Brangulí:</w:t>
@@ -3365,7 +3228,7 @@
             <w:r>
               <w:t xml:space="preserve"> </w:t>
             </w:r>
-            <w:hyperlink r:id="rId95">
+            <w:hyperlink r:id="rId84">
               <w:r>
                 <w:rPr>
                   <w:rStyle w:val="Hyperlink"/>
@@ -3382,7 +3245,6 @@
           <w:p>
             <w:pPr>
               <w:pStyle w:val="Compact"/>
-              <w:jc w:val="left"/>
             </w:pPr>
             <w:r>
               <w:t xml:space="preserve">2010</w:t>
@@ -3394,7 +3256,6 @@
           <w:p>
             <w:pPr>
               <w:pStyle w:val="Compact"/>
-              <w:jc w:val="left"/>
             </w:pPr>
             <w:r>
               <w:t xml:space="preserve">Arrinconado:</w:t>
@@ -3402,7 +3263,7 @@
             <w:r>
               <w:t xml:space="preserve"> </w:t>
             </w:r>
-            <w:hyperlink r:id="rId96">
+            <w:hyperlink r:id="rId85">
               <w:r>
                 <w:rPr>
                   <w:rStyle w:val="Hyperlink"/>
@@ -3419,7 +3280,6 @@
           <w:p>
             <w:pPr>
               <w:pStyle w:val="Compact"/>
-              <w:jc w:val="left"/>
             </w:pPr>
             <w:r>
               <w:t xml:space="preserve">2009</w:t>
@@ -3431,7 +3291,6 @@
           <w:p>
             <w:pPr>
               <w:pStyle w:val="Compact"/>
-              <w:jc w:val="left"/>
             </w:pPr>
             <w:r>
               <w:t xml:space="preserve">Barcelona Photobloggers:</w:t>
@@ -3439,7 +3298,7 @@
             <w:r>
               <w:t xml:space="preserve"> </w:t>
             </w:r>
-            <w:hyperlink r:id="rId97">
+            <w:hyperlink r:id="rId86">
               <w:r>
                 <w:rPr>
                   <w:rStyle w:val="Hyperlink"/>
@@ -3456,7 +3315,6 @@
           <w:p>
             <w:pPr>
               <w:pStyle w:val="Compact"/>
-              <w:jc w:val="left"/>
             </w:pPr>
             <w:r>
               <w:t xml:space="preserve">2009</w:t>
@@ -3468,7 +3326,6 @@
           <w:p>
             <w:pPr>
               <w:pStyle w:val="Compact"/>
-              <w:jc w:val="left"/>
             </w:pPr>
             <w:r>
               <w:t xml:space="preserve">Al Detall:</w:t>
@@ -3476,7 +3333,7 @@
             <w:r>
               <w:t xml:space="preserve"> </w:t>
             </w:r>
-            <w:hyperlink r:id="rId98">
+            <w:hyperlink r:id="rId87">
               <w:r>
                 <w:rPr>
                   <w:rStyle w:val="Hyperlink"/>
@@ -3493,7 +3350,6 @@
           <w:p>
             <w:pPr>
               <w:pStyle w:val="Compact"/>
-              <w:jc w:val="left"/>
             </w:pPr>
             <w:r>
               <w:t xml:space="preserve">2008</w:t>
@@ -3505,7 +3361,6 @@
           <w:p>
             <w:pPr>
               <w:pStyle w:val="Compact"/>
-              <w:jc w:val="left"/>
             </w:pPr>
             <w:r>
               <w:t xml:space="preserve">elements:</w:t>
@@ -3513,7 +3368,7 @@
             <w:r>
               <w:t xml:space="preserve"> </w:t>
             </w:r>
-            <w:hyperlink r:id="rId99">
+            <w:hyperlink r:id="rId88">
               <w:r>
                 <w:rPr>
                   <w:rStyle w:val="Hyperlink"/>
@@ -3530,7 +3385,6 @@
           <w:p>
             <w:pPr>
               <w:pStyle w:val="Compact"/>
-              <w:jc w:val="left"/>
             </w:pPr>
             <w:r>
               <w:t xml:space="preserve">2008</w:t>
@@ -3542,7 +3396,6 @@
           <w:p>
             <w:pPr>
               <w:pStyle w:val="Compact"/>
-              <w:jc w:val="left"/>
             </w:pPr>
             <w:r>
               <w:t xml:space="preserve">De la red a la pared II:</w:t>
@@ -3550,7 +3403,7 @@
             <w:r>
               <w:t xml:space="preserve"> </w:t>
             </w:r>
-            <w:hyperlink r:id="rId100">
+            <w:hyperlink r:id="rId89">
               <w:r>
                 <w:rPr>
                   <w:rStyle w:val="Hyperlink"/>
@@ -3567,7 +3420,6 @@
           <w:p>
             <w:pPr>
               <w:pStyle w:val="Compact"/>
-              <w:jc w:val="left"/>
             </w:pPr>
             <w:r>
               <w:t xml:space="preserve">2007</w:t>
@@ -3579,7 +3431,6 @@
           <w:p>
             <w:pPr>
               <w:pStyle w:val="Compact"/>
-              <w:jc w:val="left"/>
             </w:pPr>
             <w:r>
               <w:t xml:space="preserve">Voltants:</w:t>
@@ -3587,7 +3438,7 @@
             <w:r>
               <w:t xml:space="preserve"> </w:t>
             </w:r>
-            <w:hyperlink r:id="rId101">
+            <w:hyperlink r:id="rId90">
               <w:r>
                 <w:rPr>
                   <w:rStyle w:val="Hyperlink"/>
@@ -3604,7 +3455,6 @@
           <w:p>
             <w:pPr>
               <w:pStyle w:val="Compact"/>
-              <w:jc w:val="left"/>
             </w:pPr>
             <w:r>
               <w:t xml:space="preserve">2006</w:t>
@@ -3616,7 +3466,6 @@
           <w:p>
             <w:pPr>
               <w:pStyle w:val="Compact"/>
-              <w:jc w:val="left"/>
             </w:pPr>
             <w:r>
               <w:t xml:space="preserve">De la red a la pared</w:t>
@@ -3624,7 +3473,7 @@
             <w:r>
               <w:t xml:space="preserve"> </w:t>
             </w:r>
-            <w:hyperlink r:id="rId102">
+            <w:hyperlink r:id="rId91">
               <w:r>
                 <w:rPr>
                   <w:rStyle w:val="Hyperlink"/>
@@ -3636,8 +3485,8 @@
         </w:tc>
       </w:tr>
     </w:tbl>
-    <w:bookmarkEnd w:id="103"/>
-    <w:bookmarkStart w:id="104" w:name="residencies"/>
+    <w:bookmarkEnd w:id="92"/>
+    <w:bookmarkStart w:id="93" w:name="residencies"/>
     <w:p>
       <w:pPr>
         <w:pStyle w:val="Heading1"/>
@@ -3650,7 +3499,6 @@
       <w:tblPr>
         <w:tblStyle w:val="Table"/>
         <w:tblW w:type="auto" w:w="0"/>
-        <w:jc w:val="left"/>
         <w:tblLook w:firstRow="1" w:lastRow="0" w:firstColumn="0" w:lastColumn="0" w:noHBand="0" w:noVBand="0" w:val="0020"/>
       </w:tblPr>
       <w:tblGrid>
@@ -3666,7 +3514,6 @@
           <w:p>
             <w:pPr>
               <w:pStyle w:val="Compact"/>
-              <w:jc w:val="left"/>
             </w:pPr>
             <w:r>
               <w:t xml:space="preserve">Year</w:t>
@@ -3678,7 +3525,6 @@
           <w:p>
             <w:pPr>
               <w:pStyle w:val="Compact"/>
-              <w:jc w:val="left"/>
             </w:pPr>
             <w:r>
               <w:t xml:space="preserve">Residency</w:t>
@@ -3692,7 +3538,6 @@
           <w:p>
             <w:pPr>
               <w:pStyle w:val="Compact"/>
-              <w:jc w:val="left"/>
             </w:pPr>
             <w:r>
               <w:t xml:space="preserve">2024-2025</w:t>
@@ -3704,7 +3549,6 @@
           <w:p>
             <w:pPr>
               <w:pStyle w:val="Compact"/>
-              <w:jc w:val="left"/>
             </w:pPr>
             <w:r>
               <w:t xml:space="preserve">Residency supported by Culture Moves Europe, Civitella di Licenza, Italy.</w:t>
@@ -3713,8 +3557,8 @@
         </w:tc>
       </w:tr>
     </w:tbl>
-    <w:bookmarkEnd w:id="104"/>
-    <w:bookmarkStart w:id="107" w:name="workshops-lectures-debates"/>
+    <w:bookmarkEnd w:id="93"/>
+    <w:bookmarkStart w:id="96" w:name="workshops-lectures-debates"/>
     <w:p>
       <w:pPr>
         <w:pStyle w:val="Heading1"/>
@@ -3731,7 +3575,19 @@
           <w:numId w:val="1002"/>
         </w:numPr>
       </w:pPr>
-      <w:hyperlink r:id="rId105">
+      <w:r>
+        <w:t xml:space="preserve">Guided meditation "Talking with Trees", Fundación Juan Miró Mallorca, as part of: I Congress of the Touristic Culture Observatory COSTA, 2025.</w:t>
+      </w:r>
+    </w:p>
+    <w:p>
+      <w:pPr>
+        <w:pStyle w:val="Compact"/>
+        <w:numPr>
+          <w:ilvl w:val="0"/>
+          <w:numId w:val="1002"/>
+        </w:numPr>
+      </w:pPr>
+      <w:hyperlink r:id="rId94">
         <w:r>
           <w:rPr>
             <w:rStyle w:val="Hyperlink"/>
@@ -3754,7 +3610,7 @@
           <w:numId w:val="1002"/>
         </w:numPr>
       </w:pPr>
-      <w:hyperlink r:id="rId106">
+      <w:hyperlink r:id="rId95">
         <w:r>
           <w:rPr>
             <w:rStyle w:val="Hyperlink"/>
@@ -3817,8 +3673,8 @@
         <w:t xml:space="preserve">Photography principles for CampusMac 2007, Barcelona, 2007.</w:t>
       </w:r>
     </w:p>
-    <w:bookmarkEnd w:id="107"/>
-    <w:bookmarkStart w:id="136" w:name="cultural-management-experience"/>
+    <w:bookmarkEnd w:id="96"/>
+    <w:bookmarkStart w:id="125" w:name="cultural-management-experience"/>
     <w:p>
       <w:pPr>
         <w:pStyle w:val="Heading1"/>
@@ -3849,7 +3705,7 @@
       <w:r>
         <w:t xml:space="preserve"> </w:t>
       </w:r>
-      <w:hyperlink r:id="rId108">
+      <w:hyperlink r:id="rId97">
         <w:r>
           <w:rPr>
             <w:rStyle w:val="Hyperlink"/>
@@ -3887,7 +3743,7 @@
       <w:r>
         <w:t xml:space="preserve"> </w:t>
       </w:r>
-      <w:hyperlink r:id="rId109">
+      <w:hyperlink r:id="rId98">
         <w:r>
           <w:rPr>
             <w:rStyle w:val="Hyperlink"/>
@@ -3901,7 +3757,7 @@
       <w:r>
         <w:t xml:space="preserve"> </w:t>
       </w:r>
-      <w:hyperlink r:id="rId110">
+      <w:hyperlink r:id="rId99">
         <w:r>
           <w:rPr>
             <w:rStyle w:val="Hyperlink"/>
@@ -3918,7 +3774,7 @@
       <w:r>
         <w:t xml:space="preserve">books, video and exhibit:</w:t>
       </w:r>
-      <w:hyperlink r:id="rId111">
+      <w:hyperlink r:id="rId100">
         <w:r>
           <w:rPr>
             <w:rStyle w:val="Hyperlink"/>
@@ -3938,7 +3794,7 @@
       <w:r>
         <w:t xml:space="preserve"> </w:t>
       </w:r>
-      <w:hyperlink r:id="rId112">
+      <w:hyperlink r:id="rId101">
         <w:r>
           <w:rPr>
             <w:rStyle w:val="Hyperlink"/>
@@ -3985,7 +3841,7 @@
       <w:r>
         <w:t xml:space="preserve"> </w:t>
       </w:r>
-      <w:hyperlink r:id="rId113">
+      <w:hyperlink r:id="rId102">
         <w:r>
           <w:rPr>
             <w:rStyle w:val="Hyperlink"/>
@@ -4017,7 +3873,7 @@
       <w:r>
         <w:t xml:space="preserve"> </w:t>
       </w:r>
-      <w:hyperlink r:id="rId114">
+      <w:hyperlink r:id="rId103">
         <w:r>
           <w:rPr>
             <w:rStyle w:val="Hyperlink"/>
@@ -4051,7 +3907,7 @@
         </w:rPr>
         <w:t xml:space="preserve"> </w:t>
       </w:r>
-      <w:hyperlink r:id="rId115">
+      <w:hyperlink r:id="rId104">
         <w:r>
           <w:rPr>
             <w:rStyle w:val="Hyperlink"/>
@@ -4104,7 +3960,7 @@
       <w:r>
         <w:t xml:space="preserve"> </w:t>
       </w:r>
-      <w:hyperlink r:id="rId114">
+      <w:hyperlink r:id="rId103">
         <w:r>
           <w:rPr>
             <w:rStyle w:val="Hyperlink"/>
@@ -4130,7 +3986,7 @@
       <w:r>
         <w:t xml:space="preserve"> </w:t>
       </w:r>
-      <w:hyperlink r:id="rId116">
+      <w:hyperlink r:id="rId105">
         <w:r>
           <w:rPr>
             <w:rStyle w:val="Hyperlink"/>
@@ -4153,7 +4009,7 @@
           <w:numId w:val="1003"/>
         </w:numPr>
       </w:pPr>
-      <w:hyperlink r:id="rId117">
+      <w:hyperlink r:id="rId106">
         <w:r>
           <w:rPr>
             <w:rStyle w:val="Hyperlink"/>
@@ -4191,7 +4047,7 @@
         </w:rPr>
         <w:t xml:space="preserve"> </w:t>
       </w:r>
-      <w:hyperlink r:id="rId118">
+      <w:hyperlink r:id="rId107">
         <w:r>
           <w:rPr>
             <w:rStyle w:val="Hyperlink"/>
@@ -4229,7 +4085,7 @@
         </w:rPr>
         <w:t xml:space="preserve">video(</w:t>
       </w:r>
-      <w:hyperlink r:id="rId119">
+      <w:hyperlink r:id="rId108">
         <w:r>
           <w:rPr>
             <w:rStyle w:val="Hyperlink"/>
@@ -4246,7 +4102,7 @@
         </w:rPr>
         <w:t xml:space="preserve">,</w:t>
       </w:r>
-      <w:hyperlink r:id="rId120">
+      <w:hyperlink r:id="rId109">
         <w:r>
           <w:rPr>
             <w:rStyle w:val="Hyperlink"/>
@@ -4289,7 +4145,7 @@
       <w:r>
         <w:t xml:space="preserve">Exhibit: “</w:t>
       </w:r>
-      <w:hyperlink r:id="rId121">
+      <w:hyperlink r:id="rId110">
         <w:r>
           <w:rPr>
             <w:rStyle w:val="Hyperlink"/>
@@ -4322,7 +4178,7 @@
         </w:rPr>
         <w:t xml:space="preserve">Exhibit: “</w:t>
       </w:r>
-      <w:hyperlink r:id="rId122">
+      <w:hyperlink r:id="rId111">
         <w:r>
           <w:rPr>
             <w:rStyle w:val="Hyperlink"/>
@@ -4392,7 +4248,7 @@
       <w:r>
         <w:t xml:space="preserve"> </w:t>
       </w:r>
-      <w:hyperlink r:id="rId123">
+      <w:hyperlink r:id="rId112">
         <w:r>
           <w:rPr>
             <w:rStyle w:val="Hyperlink"/>
@@ -4424,7 +4280,7 @@
       <w:r>
         <w:t xml:space="preserve"> </w:t>
       </w:r>
-      <w:hyperlink r:id="rId124">
+      <w:hyperlink r:id="rId113">
         <w:r>
           <w:rPr>
             <w:rStyle w:val="Hyperlink"/>
@@ -4456,7 +4312,7 @@
       <w:r>
         <w:t xml:space="preserve"> </w:t>
       </w:r>
-      <w:hyperlink r:id="rId125">
+      <w:hyperlink r:id="rId114">
         <w:r>
           <w:rPr>
             <w:rStyle w:val="Hyperlink"/>
@@ -4491,7 +4347,7 @@
       <w:r>
         <w:t xml:space="preserve"> </w:t>
       </w:r>
-      <w:hyperlink r:id="rId125">
+      <w:hyperlink r:id="rId114">
         <w:r>
           <w:rPr>
             <w:rStyle w:val="Hyperlink"/>
@@ -4542,7 +4398,7 @@
         </w:rPr>
         <w:t xml:space="preserve"> </w:t>
       </w:r>
-      <w:hyperlink r:id="rId126">
+      <w:hyperlink r:id="rId115">
         <w:r>
           <w:rPr>
             <w:rStyle w:val="Hyperlink"/>
@@ -4581,7 +4437,7 @@
         <w:t xml:space="preserve">photoblogs, 320 pictures. Fotonauta Gallery, 2006.</w:t>
       </w:r>
     </w:p>
-    <w:bookmarkStart w:id="131" w:name="independent-curator"/>
+    <w:bookmarkStart w:id="120" w:name="independent-curator"/>
     <w:p>
       <w:pPr>
         <w:pStyle w:val="Heading2"/>
@@ -4604,7 +4460,7 @@
       <w:r>
         <w:t xml:space="preserve"> </w:t>
       </w:r>
-      <w:hyperlink r:id="rId127">
+      <w:hyperlink r:id="rId116">
         <w:r>
           <w:rPr>
             <w:rStyle w:val="Hyperlink"/>
@@ -4627,7 +4483,7 @@
       <w:r>
         <w:t xml:space="preserve"> </w:t>
       </w:r>
-      <w:hyperlink r:id="rId128">
+      <w:hyperlink r:id="rId117">
         <w:r>
           <w:rPr>
             <w:rStyle w:val="Hyperlink"/>
@@ -4650,7 +4506,7 @@
       <w:r>
         <w:t xml:space="preserve"> </w:t>
       </w:r>
-      <w:hyperlink r:id="rId129">
+      <w:hyperlink r:id="rId118">
         <w:r>
           <w:rPr>
             <w:rStyle w:val="Hyperlink"/>
@@ -4667,7 +4523,7 @@
       <w:r>
         <w:t xml:space="preserve"> </w:t>
       </w:r>
-      <w:hyperlink r:id="rId130">
+      <w:hyperlink r:id="rId119">
         <w:r>
           <w:rPr>
             <w:rStyle w:val="Hyperlink"/>
@@ -4685,8 +4541,8 @@
         <w:t xml:space="preserve">2012.</w:t>
       </w:r>
     </w:p>
-    <w:bookmarkEnd w:id="131"/>
-    <w:bookmarkStart w:id="135" w:name="collaborations"/>
+    <w:bookmarkEnd w:id="120"/>
+    <w:bookmarkStart w:id="124" w:name="collaborations"/>
     <w:p>
       <w:pPr>
         <w:pStyle w:val="Heading2"/>
@@ -4708,7 +4564,7 @@
       <w:r>
         <w:t xml:space="preserve"> </w:t>
       </w:r>
-      <w:hyperlink r:id="rId132">
+      <w:hyperlink r:id="rId121">
         <w:r>
           <w:rPr>
             <w:rStyle w:val="Hyperlink"/>
@@ -5051,7 +4907,7 @@
       <w:r>
         <w:t xml:space="preserve">and “</w:t>
       </w:r>
-      <w:hyperlink r:id="rId133">
+      <w:hyperlink r:id="rId122">
         <w:r>
           <w:rPr>
             <w:rStyle w:val="Hyperlink"/>
@@ -5111,7 +4967,7 @@
       <w:r>
         <w:t xml:space="preserve"> </w:t>
       </w:r>
-      <w:hyperlink r:id="rId134">
+      <w:hyperlink r:id="rId123">
         <w:r>
           <w:rPr>
             <w:rStyle w:val="Hyperlink"/>
@@ -5135,9 +4991,9 @@
         <w:t xml:space="preserve">pictures, May and June 2010.</w:t>
       </w:r>
     </w:p>
-    <w:bookmarkEnd w:id="135"/>
-    <w:bookmarkEnd w:id="136"/>
-    <w:bookmarkStart w:id="150" w:name="software-engineering-experience"/>
+    <w:bookmarkEnd w:id="124"/>
+    <w:bookmarkEnd w:id="125"/>
+    <w:bookmarkStart w:id="139" w:name="software-engineering-experience"/>
     <w:p>
       <w:pPr>
         <w:pStyle w:val="Heading1"/>
@@ -5146,7 +5002,7 @@
         <w:t xml:space="preserve">Software engineering experience</w:t>
       </w:r>
     </w:p>
-    <w:bookmarkStart w:id="143" w:name="hotelbeds"/>
+    <w:bookmarkStart w:id="132" w:name="hotelbeds"/>
     <w:p>
       <w:pPr>
         <w:pStyle w:val="Heading2"/>
@@ -5155,7 +5011,7 @@
         <w:t xml:space="preserve">Hotelbeds</w:t>
       </w:r>
     </w:p>
-    <w:bookmarkStart w:id="137" w:name="lead-solution-architect"/>
+    <w:bookmarkStart w:id="126" w:name="lead-solution-architect"/>
     <w:p>
       <w:pPr>
         <w:pStyle w:val="Heading3"/>
@@ -5308,8 +5164,8 @@
         <w:t xml:space="preserve">current with industry trends.</w:t>
       </w:r>
     </w:p>
-    <w:bookmarkEnd w:id="137"/>
-    <w:bookmarkStart w:id="138" w:name="enterprise-architect"/>
+    <w:bookmarkEnd w:id="126"/>
+    <w:bookmarkStart w:id="127" w:name="enterprise-architect"/>
     <w:p>
       <w:pPr>
         <w:pStyle w:val="Heading3"/>
@@ -5352,8 +5208,8 @@
         <w:t xml:space="preserve">future.</w:t>
       </w:r>
     </w:p>
-    <w:bookmarkEnd w:id="138"/>
-    <w:bookmarkStart w:id="139" w:name="applied-science-solution-architect"/>
+    <w:bookmarkEnd w:id="127"/>
+    <w:bookmarkStart w:id="128" w:name="applied-science-solution-architect"/>
     <w:p>
       <w:pPr>
         <w:pStyle w:val="Heading3"/>
@@ -5410,8 +5266,8 @@
         <w:t xml:space="preserve">implementation.</w:t>
       </w:r>
     </w:p>
-    <w:bookmarkEnd w:id="139"/>
-    <w:bookmarkStart w:id="140" w:name="qa-manager"/>
+    <w:bookmarkEnd w:id="128"/>
+    <w:bookmarkStart w:id="129" w:name="qa-manager"/>
     <w:p>
       <w:pPr>
         <w:pStyle w:val="Heading3"/>
@@ -5466,8 +5322,8 @@
         <w:t xml:space="preserve">Manage a 40+ team. Working with London, Barcelona and Tel Aviv, remotely and in site.</w:t>
       </w:r>
     </w:p>
-    <w:bookmarkEnd w:id="140"/>
-    <w:bookmarkStart w:id="141" w:name="change-and-release-manager"/>
+    <w:bookmarkEnd w:id="129"/>
+    <w:bookmarkStart w:id="130" w:name="change-and-release-manager"/>
     <w:p>
       <w:pPr>
         <w:pStyle w:val="Heading3"/>
@@ -5506,8 +5362,8 @@
         <w:t xml:space="preserve">product oriented methodology.</w:t>
       </w:r>
     </w:p>
-    <w:bookmarkEnd w:id="141"/>
-    <w:bookmarkStart w:id="142" w:name="release-and-deployment-manager"/>
+    <w:bookmarkEnd w:id="130"/>
+    <w:bookmarkStart w:id="131" w:name="release-and-deployment-manager"/>
     <w:p>
       <w:pPr>
         <w:pStyle w:val="Heading3"/>
@@ -5568,9 +5424,9 @@
         <w:t xml:space="preserve">Stash, Bamboo, JIRA integration.</w:t>
       </w:r>
     </w:p>
-    <w:bookmarkEnd w:id="142"/>
-    <w:bookmarkEnd w:id="143"/>
-    <w:bookmarkStart w:id="146" w:name="indra-sistemas-sa"/>
+    <w:bookmarkEnd w:id="131"/>
+    <w:bookmarkEnd w:id="132"/>
+    <w:bookmarkStart w:id="135" w:name="indra-sistemas-sa"/>
     <w:p>
       <w:pPr>
         <w:pStyle w:val="Heading2"/>
@@ -5579,7 +5435,7 @@
         <w:t xml:space="preserve">Indra Sistemas S.A.</w:t>
       </w:r>
     </w:p>
-    <w:bookmarkStart w:id="144" w:name="configuration-and-release-management"/>
+    <w:bookmarkStart w:id="133" w:name="configuration-and-release-management"/>
     <w:p>
       <w:pPr>
         <w:pStyle w:val="Heading3"/>
@@ -5686,8 +5542,8 @@
         <w:t xml:space="preserve">Also design, manage and implement JIRA workflows.</w:t>
       </w:r>
     </w:p>
-    <w:bookmarkEnd w:id="144"/>
-    <w:bookmarkStart w:id="145" w:name="programmer-analyst"/>
+    <w:bookmarkEnd w:id="133"/>
+    <w:bookmarkStart w:id="134" w:name="programmer-analyst"/>
     <w:p>
       <w:pPr>
         <w:pStyle w:val="Heading3"/>
@@ -5776,9 +5632,9 @@
         <w:t xml:space="preserve">Also: Manage teams of teachers during a nation wide implementation of Loto systems.</w:t>
       </w:r>
     </w:p>
-    <w:bookmarkEnd w:id="145"/>
-    <w:bookmarkEnd w:id="146"/>
-    <w:bookmarkStart w:id="148" w:name="cruïlla-informática-sccl"/>
+    <w:bookmarkEnd w:id="134"/>
+    <w:bookmarkEnd w:id="135"/>
+    <w:bookmarkStart w:id="137" w:name="cruïlla-informática-sccl"/>
     <w:p>
       <w:pPr>
         <w:pStyle w:val="Heading2"/>
@@ -5787,7 +5643,7 @@
         <w:t xml:space="preserve">Cruïlla Informática SCCL</w:t>
       </w:r>
     </w:p>
-    <w:bookmarkStart w:id="147" w:name="computer-systems-analyst"/>
+    <w:bookmarkStart w:id="136" w:name="computer-systems-analyst"/>
     <w:p>
       <w:pPr>
         <w:pStyle w:val="Heading3"/>
@@ -5828,9 +5684,9 @@
         <w:t xml:space="preserve">Novell network administration.</w:t>
       </w:r>
     </w:p>
-    <w:bookmarkEnd w:id="147"/>
-    <w:bookmarkEnd w:id="148"/>
-    <w:bookmarkStart w:id="149" w:name="freelance-it-consulting"/>
+    <w:bookmarkEnd w:id="136"/>
+    <w:bookmarkEnd w:id="137"/>
+    <w:bookmarkStart w:id="138" w:name="freelance-it-consulting"/>
     <w:p>
       <w:pPr>
         <w:pStyle w:val="Heading2"/>
@@ -5895,9 +5751,13 @@
         <w:t xml:space="preserve">Basic. Borland Pascal. CA-Clipper 87, 5.1.</w:t>
       </w:r>
     </w:p>
-    <w:bookmarkEnd w:id="149"/>
-    <w:bookmarkEnd w:id="150"/>
-    <w:sectPr/>
+    <w:bookmarkEnd w:id="138"/>
+    <w:bookmarkEnd w:id="139"/>
+    <w:sectPr>
+      <w:footnotePr>
+        <w:numRestart w:val="eachSect"/>
+      </w:footnotePr>
+    </w:sectPr>
   </w:body>
 </w:document>
 </file>
@@ -5935,7 +5795,7 @@
       <w:lvlText w:val=" "/>
       <w:lvlJc w:val="left"/>
       <w:pPr>
-        <w:ind w:left="720" w:hanging="480"/>
+        <w:ind w:left="720" w:hanging="360"/>
       </w:pPr>
     </w:lvl>
     <w:lvl w:ilvl="1">
@@ -5943,7 +5803,7 @@
       <w:lvlText w:val=" "/>
       <w:lvlJc w:val="left"/>
       <w:pPr>
-        <w:ind w:left="1440" w:hanging="480"/>
+        <w:ind w:left="1440" w:hanging="360"/>
       </w:pPr>
     </w:lvl>
     <w:lvl w:ilvl="2">
@@ -5951,7 +5811,7 @@
       <w:lvlText w:val=" "/>
       <w:lvlJc w:val="left"/>
       <w:pPr>
-        <w:ind w:left="2160" w:hanging="480"/>
+        <w:ind w:left="2160" w:hanging="360"/>
       </w:pPr>
     </w:lvl>
     <w:lvl w:ilvl="3">
@@ -5959,7 +5819,7 @@
       <w:lvlText w:val=" "/>
       <w:lvlJc w:val="left"/>
       <w:pPr>
-        <w:ind w:left="2880" w:hanging="480"/>
+        <w:ind w:left="2880" w:hanging="360"/>
       </w:pPr>
     </w:lvl>
     <w:lvl w:ilvl="4">
@@ -5967,7 +5827,7 @@
       <w:lvlText w:val=" "/>
       <w:lvlJc w:val="left"/>
       <w:pPr>
-        <w:ind w:left="3600" w:hanging="480"/>
+        <w:ind w:left="3600" w:hanging="360"/>
       </w:pPr>
     </w:lvl>
     <w:lvl w:ilvl="5">
@@ -5975,7 +5835,7 @@
       <w:lvlText w:val=" "/>
       <w:lvlJc w:val="left"/>
       <w:pPr>
-        <w:ind w:left="4320" w:hanging="480"/>
+        <w:ind w:left="4320" w:hanging="360"/>
       </w:pPr>
     </w:lvl>
     <w:lvl w:ilvl="6">
@@ -5983,7 +5843,7 @@
       <w:lvlText w:val=" "/>
       <w:lvlJc w:val="left"/>
       <w:pPr>
-        <w:ind w:left="5040" w:hanging="480"/>
+        <w:ind w:left="5040" w:hanging="360"/>
       </w:pPr>
     </w:lvl>
     <w:lvl w:ilvl="7">
@@ -5991,7 +5851,7 @@
       <w:lvlText w:val=" "/>
       <w:lvlJc w:val="left"/>
       <w:pPr>
-        <w:ind w:left="5760" w:hanging="480"/>
+        <w:ind w:left="5760" w:hanging="360"/>
       </w:pPr>
     </w:lvl>
     <w:lvl w:ilvl="8">
@@ -5999,7 +5859,7 @@
       <w:lvlText w:val=" "/>
       <w:lvlJc w:val="left"/>
       <w:pPr>
-        <w:ind w:left="6480" w:hanging="480"/>
+        <w:ind w:left="6480" w:hanging="360"/>
       </w:pPr>
     </w:lvl>
   </w:abstractNum>
@@ -6008,75 +5868,102 @@
     <w:multiLevelType w:val="multilevel"/>
     <w:lvl w:ilvl="0">
       <w:numFmt w:val="bullet"/>
-      <w:lvlText w:val="•"/>
+      <w:lvlText w:val=""/>
       <w:lvlJc w:val="left"/>
       <w:pPr>
-        <w:ind w:left="720" w:hanging="480"/>
-      </w:pPr>
+        <w:ind w:left="720" w:hanging="360"/>
+      </w:pPr>
+      <w:rPr>
+        <w:rFonts w:ascii="Symbol" w:hAnsi="Symbol" w:cs="Symbol" w:hint="default"/>
+      </w:rPr>
     </w:lvl>
     <w:lvl w:ilvl="1">
       <w:numFmt w:val="bullet"/>
-      <w:lvlText w:val="–"/>
+      <w:lvlText w:val="o"/>
       <w:lvlJc w:val="left"/>
       <w:pPr>
-        <w:ind w:left="1440" w:hanging="480"/>
-      </w:pPr>
+        <w:ind w:left="1440" w:hanging="360"/>
+      </w:pPr>
+      <w:rPr>
+        <w:rFonts w:ascii="Courier New" w:hAnsi="Courier New" w:cs="Courier New" w:hint="default"/>
+      </w:rPr>
     </w:lvl>
     <w:lvl w:ilvl="2">
       <w:numFmt w:val="bullet"/>
-      <w:lvlText w:val="•"/>
+      <w:lvlText w:val=""/>
       <w:lvlJc w:val="left"/>
       <w:pPr>
-        <w:ind w:left="2160" w:hanging="480"/>
-      </w:pPr>
+        <w:ind w:left="2160" w:hanging="360"/>
+      </w:pPr>
+      <w:rPr>
+        <w:rFonts w:ascii="Wingdings" w:hAnsi="Wingdings" w:cs="Wingdings" w:hint="default"/>
+      </w:rPr>
     </w:lvl>
     <w:lvl w:ilvl="3">
       <w:numFmt w:val="bullet"/>
-      <w:lvlText w:val="–"/>
+      <w:lvlText w:val=""/>
       <w:lvlJc w:val="left"/>
       <w:pPr>
-        <w:ind w:left="2880" w:hanging="480"/>
-      </w:pPr>
+        <w:ind w:left="2880" w:hanging="360"/>
+      </w:pPr>
+      <w:rPr>
+        <w:rFonts w:ascii="Symbol" w:hAnsi="Symbol" w:cs="Symbol" w:hint="default"/>
+      </w:rPr>
     </w:lvl>
     <w:lvl w:ilvl="4">
       <w:numFmt w:val="bullet"/>
-      <w:lvlText w:val="•"/>
+      <w:lvlText w:val="o"/>
       <w:lvlJc w:val="left"/>
       <w:pPr>
-        <w:ind w:left="3600" w:hanging="480"/>
-      </w:pPr>
+        <w:ind w:left="3600" w:hanging="360"/>
+      </w:pPr>
+      <w:rPr>
+        <w:rFonts w:ascii="Courier New" w:hAnsi="Courier New" w:cs="Courier New" w:hint="default"/>
+      </w:rPr>
     </w:lvl>
     <w:lvl w:ilvl="5">
       <w:numFmt w:val="bullet"/>
-      <w:lvlText w:val="–"/>
+      <w:lvlText w:val=""/>
       <w:lvlJc w:val="left"/>
       <w:pPr>
-        <w:ind w:left="4320" w:hanging="480"/>
-      </w:pPr>
+        <w:ind w:left="4320" w:hanging="360"/>
+      </w:pPr>
+      <w:rPr>
+        <w:rFonts w:ascii="Wingdings" w:hAnsi="Wingdings" w:cs="Wingdings" w:hint="default"/>
+      </w:rPr>
     </w:lvl>
     <w:lvl w:ilvl="6">
       <w:numFmt w:val="bullet"/>
-      <w:lvlText w:val="•"/>
+      <w:lvlText w:val=""/>
       <w:lvlJc w:val="left"/>
       <w:pPr>
-        <w:ind w:left="5040" w:hanging="480"/>
-      </w:pPr>
+        <w:ind w:left="5040" w:hanging="360"/>
+      </w:pPr>
+      <w:rPr>
+        <w:rFonts w:ascii="Symbol" w:hAnsi="Symbol" w:cs="Symbol" w:hint="default"/>
+      </w:rPr>
     </w:lvl>
     <w:lvl w:ilvl="7">
       <w:numFmt w:val="bullet"/>
-      <w:lvlText w:val="–"/>
+      <w:lvlText w:val="o"/>
       <w:lvlJc w:val="left"/>
       <w:pPr>
-        <w:ind w:left="5760" w:hanging="480"/>
-      </w:pPr>
+        <w:ind w:left="5760" w:hanging="360"/>
+      </w:pPr>
+      <w:rPr>
+        <w:rFonts w:ascii="Courier New" w:hAnsi="Courier New" w:cs="Courier New" w:hint="default"/>
+      </w:rPr>
     </w:lvl>
     <w:lvl w:ilvl="8">
       <w:numFmt w:val="bullet"/>
-      <w:lvlText w:val="•"/>
+      <w:lvlText w:val=""/>
       <w:lvlJc w:val="left"/>
       <w:pPr>
-        <w:ind w:left="6480" w:hanging="480"/>
-      </w:pPr>
+        <w:ind w:left="6480" w:hanging="360"/>
+      </w:pPr>
+      <w:rPr>
+        <w:rFonts w:ascii="Wingdings" w:hAnsi="Wingdings" w:cs="Wingdings" w:hint="default"/>
+      </w:rPr>
     </w:lvl>
   </w:abstractNum>
   <w:num w:numId="1000">
@@ -6126,10 +6013,10 @@
   <w:docDefaults>
     <w:rPrDefault>
       <w:rPr>
-        <w:rFonts w:asciiTheme="minorHAnsi" w:cstheme="minorBidi" w:eastAsiaTheme="minorHAnsi" w:hAnsiTheme="minorHAnsi"/>
+        <w:rFonts w:asciiTheme="minorHAnsi" w:cstheme="minorBidi" w:eastAsiaTheme="minorEastAsia" w:hAnsiTheme="minorHAnsi"/>
         <w:sz w:val="24"/>
         <w:szCs w:val="24"/>
-        <w:lang w:bidi="ar-SA" w:eastAsia="en-US" w:val="en-US"/>
+        <w:lang w:bidi="ar-SA" w:eastAsia="zh-CN" w:val="en-US"/>
       </w:rPr>
     </w:rPrDefault>
     <w:pPrDefault>
@@ -6170,57 +6057,94 @@
     <w:name w:val="Title"/>
     <w:basedOn w:val="Normal"/>
     <w:next w:val="BodyText"/>
+    <w:link w:val="TitleChar"/>
+    <w:uiPriority w:val="10"/>
     <w:qFormat/>
+    <w:rsid w:val="00A10FD9"/>
     <w:pPr>
-      <w:keepNext/>
-      <w:keepLines/>
-      <w:spacing w:after="240" w:before="480"/>
+      <w:spacing w:after="80" w:line="240" w:lineRule="auto"/>
+      <w:contextualSpacing/>
       <w:jc w:val="center"/>
     </w:pPr>
     <w:rPr>
       <w:rFonts w:asciiTheme="majorHAnsi" w:cstheme="majorBidi" w:eastAsiaTheme="majorEastAsia" w:hAnsiTheme="majorHAnsi"/>
-      <w:b/>
-      <w:bCs/>
-      <w:color w:themeColor="accent1" w:themeShade="B5" w:val="345A8A"/>
-      <w:sz w:val="36"/>
-      <w:szCs w:val="36"/>
+      <w:sz w:val="56"/>
+      <w:szCs w:val="56"/>
+    </w:rPr>
+  </w:style>
+  <w:style w:customStyle="1" w:styleId="TitleChar" w:type="character">
+    <w:name w:val="Title Char"/>
+    <w:basedOn w:val="DefaultParagraphFont"/>
+    <w:link w:val="Title"/>
+    <w:uiPriority w:val="10"/>
+    <w:rsid w:val="00A10FD9"/>
+    <w:rPr>
+      <w:rFonts w:asciiTheme="majorHAnsi" w:cstheme="majorBidi" w:eastAsiaTheme="majorEastAsia" w:hAnsiTheme="majorHAnsi"/>
+      <w:sz w:val="56"/>
+      <w:szCs w:val="56"/>
     </w:rPr>
   </w:style>
   <w:style w:styleId="Subtitle" w:type="paragraph">
     <w:name w:val="Subtitle"/>
+    <w:basedOn w:val="Title"/>
+    <w:next w:val="BodyText"/>
+    <w:link w:val="SubtitleChar"/>
+    <w:uiPriority w:val="11"/>
+    <w:qFormat/>
+    <w:rsid w:val="00A10FD9"/>
+    <w:pPr>
+      <w:numPr>
+        <w:ilvl w:val="1"/>
+      </w:numPr>
+    </w:pPr>
+    <w:rPr>
+      <w:rFonts w:cstheme="majorBidi" w:eastAsiaTheme="majorEastAsia"/>
+      <w:spacing w:val="15"/>
+      <w:sz w:val="28"/>
+      <w:szCs w:val="28"/>
+    </w:rPr>
+  </w:style>
+  <w:style w:customStyle="1" w:styleId="SubtitleChar" w:type="character">
+    <w:name w:val="Subtitle Char"/>
+    <w:basedOn w:val="DefaultParagraphFont"/>
+    <w:link w:val="Subtitle"/>
+    <w:uiPriority w:val="11"/>
+    <w:rsid w:val="00A10FD9"/>
+    <w:rPr>
+      <w:rFonts w:cstheme="majorBidi" w:eastAsiaTheme="majorEastAsia"/>
+      <w:color w:themeColor="text1" w:themeTint="A6" w:val="595959"/>
+      <w:spacing w:val="15"/>
+      <w:sz w:val="28"/>
+      <w:szCs w:val="28"/>
+    </w:rPr>
+  </w:style>
+  <w:style w:customStyle="1" w:styleId="Author" w:type="paragraph">
+    <w:name w:val="Author"/>
     <w:basedOn w:val="Title"/>
     <w:next w:val="BodyText"/>
     <w:qFormat/>
     <w:pPr>
       <w:keepNext/>
       <w:keepLines/>
-      <w:spacing w:after="240" w:before="240"/>
-      <w:jc w:val="center"/>
     </w:pPr>
     <w:rPr>
-      <w:sz w:val="30"/>
-      <w:szCs w:val="30"/>
+      <w:sz w:val="24"/>
+      <w:szCs w:val="24"/>
     </w:rPr>
   </w:style>
-  <w:style w:customStyle="1" w:styleId="Author" w:type="paragraph">
-    <w:name w:val="Author"/>
+  <w:style w:styleId="Date" w:type="paragraph">
+    <w:name w:val="Date"/>
+    <w:basedOn w:val="Title"/>
     <w:next w:val="BodyText"/>
     <w:qFormat/>
     <w:pPr>
       <w:keepNext/>
       <w:keepLines/>
-      <w:jc w:val="center"/>
     </w:pPr>
-  </w:style>
-  <w:style w:styleId="Date" w:type="paragraph">
-    <w:name w:val="Date"/>
-    <w:next w:val="BodyText"/>
-    <w:qFormat/>
-    <w:pPr>
-      <w:keepNext/>
-      <w:keepLines/>
-      <w:jc w:val="center"/>
-    </w:pPr>
+    <w:rPr>
+      <w:sz w:val="24"/>
+      <w:szCs w:val="24"/>
+    </w:rPr>
   </w:style>
   <w:style w:customStyle="1" w:styleId="AbstractTitle" w:type="paragraph">
     <w:name w:val="Abstract Title"/>
@@ -6235,7 +6159,6 @@
     </w:pPr>
     <w:rPr>
       <w:b/>
-      <w:color w:val="345A8A"/>
       <w:sz w:val="20"/>
       <w:szCs w:val="20"/>
     </w:rPr>
@@ -6264,191 +6187,321 @@
     <w:rPr/>
   </w:style>
   <w:style w:styleId="Heading1" w:type="paragraph">
-    <w:name w:val="Heading 1"/>
+    <w:name w:val="heading 1"/>
     <w:basedOn w:val="Normal"/>
     <w:next w:val="BodyText"/>
+    <w:link w:val="Heading1Char"/>
     <w:uiPriority w:val="9"/>
     <w:qFormat/>
+    <w:rsid w:val="00A10FD9"/>
     <w:pPr>
       <w:keepNext/>
       <w:keepLines/>
-      <w:spacing w:after="0" w:before="480"/>
+      <w:spacing w:after="80" w:before="360"/>
       <w:outlineLvl w:val="0"/>
     </w:pPr>
     <w:rPr>
       <w:rFonts w:asciiTheme="majorHAnsi" w:cstheme="majorBidi" w:eastAsiaTheme="majorEastAsia" w:hAnsiTheme="majorHAnsi"/>
-      <w:b/>
-      <w:bCs/>
-      <w:color w:themeColor="accent1" w:val="4F81BD"/>
-      <w:sz w:val="32"/>
-      <w:szCs w:val="32"/>
+      <w:color w:themeColor="accent1" w:themeShade="BF" w:val="0F4761"/>
+      <w:sz w:val="40"/>
+      <w:szCs w:val="40"/>
     </w:rPr>
   </w:style>
   <w:style w:styleId="Heading2" w:type="paragraph">
-    <w:name w:val="Heading 2"/>
+    <w:name w:val="heading 2"/>
     <w:basedOn w:val="Normal"/>
     <w:next w:val="BodyText"/>
+    <w:link w:val="Heading2Char"/>
     <w:uiPriority w:val="9"/>
+    <w:semiHidden/>
     <w:unhideWhenUsed/>
     <w:qFormat/>
+    <w:rsid w:val="00A10FD9"/>
     <w:pPr>
       <w:keepNext/>
       <w:keepLines/>
-      <w:spacing w:after="0" w:before="200"/>
+      <w:spacing w:after="80" w:before="160"/>
       <w:outlineLvl w:val="1"/>
     </w:pPr>
     <w:rPr>
       <w:rFonts w:asciiTheme="majorHAnsi" w:cstheme="majorBidi" w:eastAsiaTheme="majorEastAsia" w:hAnsiTheme="majorHAnsi"/>
-      <w:b/>
-      <w:bCs/>
-      <w:color w:themeColor="accent1" w:val="4F81BD"/>
+      <w:color w:themeColor="accent1" w:themeShade="BF" w:val="0F4761"/>
+      <w:sz w:val="32"/>
+      <w:szCs w:val="32"/>
+    </w:rPr>
+  </w:style>
+  <w:style w:styleId="Heading3" w:type="paragraph">
+    <w:name w:val="heading 3"/>
+    <w:basedOn w:val="Normal"/>
+    <w:next w:val="BodyText"/>
+    <w:link w:val="Heading3Char"/>
+    <w:uiPriority w:val="9"/>
+    <w:semiHidden/>
+    <w:unhideWhenUsed/>
+    <w:qFormat/>
+    <w:rsid w:val="00A10FD9"/>
+    <w:pPr>
+      <w:keepNext/>
+      <w:keepLines/>
+      <w:spacing w:after="80" w:before="160"/>
+      <w:outlineLvl w:val="2"/>
+    </w:pPr>
+    <w:rPr>
+      <w:rFonts w:cstheme="majorBidi" w:eastAsiaTheme="majorEastAsia"/>
+      <w:color w:themeColor="accent1" w:themeShade="BF" w:val="0F4761"/>
       <w:sz w:val="28"/>
       <w:szCs w:val="28"/>
     </w:rPr>
   </w:style>
-  <w:style w:styleId="Heading3" w:type="paragraph">
-    <w:name w:val="Heading 3"/>
+  <w:style w:styleId="Heading4" w:type="paragraph">
+    <w:name w:val="heading 4"/>
     <w:basedOn w:val="Normal"/>
     <w:next w:val="BodyText"/>
+    <w:link w:val="Heading4Char"/>
     <w:uiPriority w:val="9"/>
+    <w:semiHidden/>
     <w:unhideWhenUsed/>
     <w:qFormat/>
+    <w:rsid w:val="00A10FD9"/>
     <w:pPr>
       <w:keepNext/>
       <w:keepLines/>
-      <w:spacing w:after="0" w:before="200"/>
-      <w:outlineLvl w:val="2"/>
+      <w:spacing w:after="40" w:before="80"/>
+      <w:outlineLvl w:val="3"/>
     </w:pPr>
     <w:rPr>
-      <w:rFonts w:asciiTheme="majorHAnsi" w:cstheme="majorBidi" w:eastAsiaTheme="majorEastAsia" w:hAnsiTheme="majorHAnsi"/>
-      <w:b/>
-      <w:bCs/>
-      <w:color w:themeColor="accent1" w:val="4F81BD"/>
-      <w:sz w:val="24"/>
-      <w:szCs w:val="24"/>
+      <w:rFonts w:cstheme="majorBidi" w:eastAsiaTheme="majorEastAsia"/>
+      <w:i/>
+      <w:iCs/>
+      <w:color w:themeColor="accent1" w:themeShade="BF" w:val="0F4761"/>
     </w:rPr>
   </w:style>
-  <w:style w:styleId="Heading4" w:type="paragraph">
-    <w:name w:val="Heading 4"/>
+  <w:style w:styleId="Heading5" w:type="paragraph">
+    <w:name w:val="heading 5"/>
     <w:basedOn w:val="Normal"/>
     <w:next w:val="BodyText"/>
+    <w:link w:val="Heading5Char"/>
     <w:uiPriority w:val="9"/>
+    <w:semiHidden/>
     <w:unhideWhenUsed/>
     <w:qFormat/>
+    <w:rsid w:val="00A10FD9"/>
     <w:pPr>
       <w:keepNext/>
       <w:keepLines/>
-      <w:spacing w:after="0" w:before="200"/>
-      <w:outlineLvl w:val="3"/>
+      <w:spacing w:after="40" w:before="80"/>
+      <w:outlineLvl w:val="4"/>
     </w:pPr>
     <w:rPr>
-      <w:rFonts w:asciiTheme="majorHAnsi" w:cstheme="majorBidi" w:eastAsiaTheme="majorEastAsia" w:hAnsiTheme="majorHAnsi"/>
-      <w:bCs/>
-      <w:i/>
-      <w:color w:themeColor="accent1" w:val="4F81BD"/>
-      <w:sz w:val="24"/>
-      <w:szCs w:val="24"/>
+      <w:rFonts w:cstheme="majorBidi" w:eastAsiaTheme="majorEastAsia"/>
+      <w:color w:themeColor="accent1" w:themeShade="BF" w:val="0F4761"/>
     </w:rPr>
   </w:style>
-  <w:style w:styleId="Heading5" w:type="paragraph">
-    <w:name w:val="Heading 5"/>
+  <w:style w:styleId="Heading6" w:type="paragraph">
+    <w:name w:val="heading 6"/>
     <w:basedOn w:val="Normal"/>
     <w:next w:val="BodyText"/>
+    <w:link w:val="Heading6Char"/>
     <w:uiPriority w:val="9"/>
+    <w:semiHidden/>
     <w:unhideWhenUsed/>
     <w:qFormat/>
+    <w:rsid w:val="00A10FD9"/>
     <w:pPr>
       <w:keepNext/>
       <w:keepLines/>
-      <w:spacing w:after="0" w:before="200"/>
-      <w:outlineLvl w:val="4"/>
+      <w:spacing w:after="0" w:before="40"/>
+      <w:outlineLvl w:val="5"/>
     </w:pPr>
     <w:rPr>
-      <w:rFonts w:asciiTheme="majorHAnsi" w:cstheme="majorBidi" w:eastAsiaTheme="majorEastAsia" w:hAnsiTheme="majorHAnsi"/>
+      <w:rFonts w:cstheme="majorBidi" w:eastAsiaTheme="majorEastAsia"/>
+      <w:i/>
       <w:iCs/>
-      <w:color w:themeColor="accent1" w:val="4F81BD"/>
-      <w:sz w:val="24"/>
-      <w:szCs w:val="24"/>
+      <w:color w:themeColor="text1" w:themeTint="A6" w:val="595959"/>
     </w:rPr>
   </w:style>
-  <w:style w:styleId="Heading6" w:type="paragraph">
-    <w:name w:val="Heading 6"/>
+  <w:style w:styleId="Heading7" w:type="paragraph">
+    <w:name w:val="heading 7"/>
     <w:basedOn w:val="Normal"/>
     <w:next w:val="BodyText"/>
+    <w:link w:val="Heading7Char"/>
     <w:uiPriority w:val="9"/>
+    <w:semiHidden/>
     <w:unhideWhenUsed/>
     <w:qFormat/>
+    <w:rsid w:val="00A10FD9"/>
     <w:pPr>
       <w:keepNext/>
       <w:keepLines/>
-      <w:spacing w:after="0" w:before="200"/>
-      <w:outlineLvl w:val="5"/>
+      <w:spacing w:after="0" w:before="40"/>
+      <w:outlineLvl w:val="6"/>
     </w:pPr>
     <w:rPr>
-      <w:rFonts w:asciiTheme="majorHAnsi" w:cstheme="majorBidi" w:eastAsiaTheme="majorEastAsia" w:hAnsiTheme="majorHAnsi"/>
-      <w:color w:themeColor="accent1" w:val="4F81BD"/>
-      <w:sz w:val="24"/>
-      <w:szCs w:val="24"/>
+      <w:rFonts w:cstheme="majorBidi" w:eastAsiaTheme="majorEastAsia"/>
+      <w:color w:themeColor="text1" w:themeTint="A6" w:val="595959"/>
     </w:rPr>
   </w:style>
-  <w:style w:styleId="Heading7" w:type="paragraph">
-    <w:name w:val="Heading 7"/>
+  <w:style w:styleId="Heading8" w:type="paragraph">
+    <w:name w:val="heading 8"/>
     <w:basedOn w:val="Normal"/>
     <w:next w:val="BodyText"/>
+    <w:link w:val="Heading8Char"/>
     <w:uiPriority w:val="9"/>
+    <w:semiHidden/>
     <w:unhideWhenUsed/>
     <w:qFormat/>
+    <w:rsid w:val="00A10FD9"/>
     <w:pPr>
       <w:keepNext/>
       <w:keepLines/>
-      <w:spacing w:after="0" w:before="200"/>
-      <w:outlineLvl w:val="6"/>
+      <w:spacing w:after="0"/>
+      <w:outlineLvl w:val="7"/>
     </w:pPr>
     <w:rPr>
-      <w:rFonts w:asciiTheme="majorHAnsi" w:cstheme="majorBidi" w:eastAsiaTheme="majorEastAsia" w:hAnsiTheme="majorHAnsi"/>
-      <w:color w:themeColor="accent1" w:val="4F81BD"/>
-      <w:sz w:val="24"/>
-      <w:szCs w:val="24"/>
+      <w:rFonts w:cstheme="majorBidi" w:eastAsiaTheme="majorEastAsia"/>
+      <w:i/>
+      <w:iCs/>
+      <w:color w:themeColor="text1" w:themeTint="D8" w:val="272727"/>
     </w:rPr>
   </w:style>
-  <w:style w:styleId="Heading8" w:type="paragraph">
-    <w:name w:val="Heading 8"/>
+  <w:style w:styleId="Heading9" w:type="paragraph">
+    <w:name w:val="heading 9"/>
     <w:basedOn w:val="Normal"/>
     <w:next w:val="BodyText"/>
+    <w:link w:val="Heading9Char"/>
     <w:uiPriority w:val="9"/>
+    <w:semiHidden/>
     <w:unhideWhenUsed/>
     <w:qFormat/>
+    <w:rsid w:val="00A10FD9"/>
     <w:pPr>
       <w:keepNext/>
       <w:keepLines/>
-      <w:spacing w:after="0" w:before="200"/>
-      <w:outlineLvl w:val="7"/>
-    </w:pPr>
-    <w:rPr>
-      <w:rFonts w:asciiTheme="majorHAnsi" w:cstheme="majorBidi" w:eastAsiaTheme="majorEastAsia" w:hAnsiTheme="majorHAnsi"/>
-      <w:color w:themeColor="accent1" w:val="4F81BD"/>
-      <w:sz w:val="24"/>
-      <w:szCs w:val="24"/>
-    </w:rPr>
-  </w:style>
-  <w:style w:styleId="Heading9" w:type="paragraph">
-    <w:name w:val="Heading 9"/>
-    <w:basedOn w:val="Normal"/>
-    <w:next w:val="BodyText"/>
-    <w:uiPriority w:val="9"/>
-    <w:unhideWhenUsed/>
-    <w:qFormat/>
-    <w:pPr>
-      <w:keepNext/>
-      <w:keepLines/>
-      <w:spacing w:after="0" w:before="200"/>
+      <w:spacing w:after="0"/>
       <w:outlineLvl w:val="8"/>
     </w:pPr>
     <w:rPr>
+      <w:rFonts w:cstheme="majorBidi" w:eastAsiaTheme="majorEastAsia"/>
+      <w:color w:themeColor="text1" w:themeTint="D8" w:val="272727"/>
+    </w:rPr>
+  </w:style>
+  <w:style w:customStyle="1" w:styleId="Heading1Char" w:type="character">
+    <w:name w:val="Heading 1 Char"/>
+    <w:basedOn w:val="DefaultParagraphFont"/>
+    <w:link w:val="Heading1"/>
+    <w:uiPriority w:val="9"/>
+    <w:rsid w:val="00A10FD9"/>
+    <w:rPr>
       <w:rFonts w:asciiTheme="majorHAnsi" w:cstheme="majorBidi" w:eastAsiaTheme="majorEastAsia" w:hAnsiTheme="majorHAnsi"/>
-      <w:color w:themeColor="accent1" w:val="4F81BD"/>
-      <w:sz w:val="24"/>
-      <w:szCs w:val="24"/>
+      <w:color w:themeColor="accent1" w:themeShade="BF" w:val="0F4761"/>
+      <w:sz w:val="40"/>
+      <w:szCs w:val="40"/>
+    </w:rPr>
+  </w:style>
+  <w:style w:customStyle="1" w:styleId="Heading2Char" w:type="character">
+    <w:name w:val="Heading 2 Char"/>
+    <w:basedOn w:val="DefaultParagraphFont"/>
+    <w:link w:val="Heading2"/>
+    <w:uiPriority w:val="9"/>
+    <w:semiHidden/>
+    <w:rsid w:val="00A10FD9"/>
+    <w:rPr>
+      <w:rFonts w:asciiTheme="majorHAnsi" w:cstheme="majorBidi" w:eastAsiaTheme="majorEastAsia" w:hAnsiTheme="majorHAnsi"/>
+      <w:color w:themeColor="accent1" w:themeShade="BF" w:val="0F4761"/>
+      <w:sz w:val="32"/>
+      <w:szCs w:val="32"/>
+    </w:rPr>
+  </w:style>
+  <w:style w:customStyle="1" w:styleId="Heading3Char" w:type="character">
+    <w:name w:val="Heading 3 Char"/>
+    <w:basedOn w:val="DefaultParagraphFont"/>
+    <w:link w:val="Heading3"/>
+    <w:uiPriority w:val="9"/>
+    <w:semiHidden/>
+    <w:rsid w:val="00A10FD9"/>
+    <w:rPr>
+      <w:rFonts w:cstheme="majorBidi" w:eastAsiaTheme="majorEastAsia"/>
+      <w:color w:themeColor="accent1" w:themeShade="BF" w:val="0F4761"/>
+      <w:sz w:val="28"/>
+      <w:szCs w:val="28"/>
+    </w:rPr>
+  </w:style>
+  <w:style w:customStyle="1" w:styleId="Heading4Char" w:type="character">
+    <w:name w:val="Heading 4 Char"/>
+    <w:basedOn w:val="DefaultParagraphFont"/>
+    <w:link w:val="Heading4"/>
+    <w:uiPriority w:val="9"/>
+    <w:semiHidden/>
+    <w:rsid w:val="00A10FD9"/>
+    <w:rPr>
+      <w:rFonts w:cstheme="majorBidi" w:eastAsiaTheme="majorEastAsia"/>
+      <w:i/>
+      <w:iCs/>
+      <w:color w:themeColor="accent1" w:themeShade="BF" w:val="0F4761"/>
+    </w:rPr>
+  </w:style>
+  <w:style w:customStyle="1" w:styleId="Heading5Char" w:type="character">
+    <w:name w:val="Heading 5 Char"/>
+    <w:basedOn w:val="DefaultParagraphFont"/>
+    <w:link w:val="Heading5"/>
+    <w:uiPriority w:val="9"/>
+    <w:semiHidden/>
+    <w:rsid w:val="00A10FD9"/>
+    <w:rPr>
+      <w:rFonts w:cstheme="majorBidi" w:eastAsiaTheme="majorEastAsia"/>
+      <w:color w:themeColor="accent1" w:themeShade="BF" w:val="0F4761"/>
+    </w:rPr>
+  </w:style>
+  <w:style w:customStyle="1" w:styleId="Heading6Char" w:type="character">
+    <w:name w:val="Heading 6 Char"/>
+    <w:basedOn w:val="DefaultParagraphFont"/>
+    <w:link w:val="Heading6"/>
+    <w:uiPriority w:val="9"/>
+    <w:semiHidden/>
+    <w:rsid w:val="00A10FD9"/>
+    <w:rPr>
+      <w:rFonts w:cstheme="majorBidi" w:eastAsiaTheme="majorEastAsia"/>
+      <w:i/>
+      <w:iCs/>
+      <w:color w:themeColor="text1" w:themeTint="A6" w:val="595959"/>
+    </w:rPr>
+  </w:style>
+  <w:style w:customStyle="1" w:styleId="Heading7Char" w:type="character">
+    <w:name w:val="Heading 7 Char"/>
+    <w:basedOn w:val="DefaultParagraphFont"/>
+    <w:link w:val="Heading7"/>
+    <w:uiPriority w:val="9"/>
+    <w:semiHidden/>
+    <w:rsid w:val="00A10FD9"/>
+    <w:rPr>
+      <w:rFonts w:cstheme="majorBidi" w:eastAsiaTheme="majorEastAsia"/>
+      <w:color w:themeColor="text1" w:themeTint="A6" w:val="595959"/>
+    </w:rPr>
+  </w:style>
+  <w:style w:customStyle="1" w:styleId="Heading8Char" w:type="character">
+    <w:name w:val="Heading 8 Char"/>
+    <w:basedOn w:val="DefaultParagraphFont"/>
+    <w:link w:val="Heading8"/>
+    <w:uiPriority w:val="9"/>
+    <w:semiHidden/>
+    <w:rsid w:val="00A10FD9"/>
+    <w:rPr>
+      <w:rFonts w:cstheme="majorBidi" w:eastAsiaTheme="majorEastAsia"/>
+      <w:i/>
+      <w:iCs/>
+      <w:color w:themeColor="text1" w:themeTint="D8" w:val="272727"/>
+    </w:rPr>
+  </w:style>
+  <w:style w:customStyle="1" w:styleId="Heading9Char" w:type="character">
+    <w:name w:val="Heading 9 Char"/>
+    <w:basedOn w:val="DefaultParagraphFont"/>
+    <w:link w:val="Heading9"/>
+    <w:uiPriority w:val="9"/>
+    <w:semiHidden/>
+    <w:rsid w:val="00A10FD9"/>
+    <w:rPr>
+      <w:rFonts w:cstheme="majorBidi" w:eastAsiaTheme="majorEastAsia"/>
+      <w:color w:themeColor="text1" w:themeTint="D8" w:val="272727"/>
     </w:rPr>
   </w:style>
   <w:style w:styleId="BlockText" w:type="paragraph">
@@ -6473,8 +6526,8 @@
   </w:style>
   <w:style w:styleId="FootnoteBlockText" w:type="paragraph">
     <w:name w:val="Footnote Block Text"/>
-    <w:basedOn w:val="Footnote Text"/>
-    <w:next w:val="Footnote Text"/>
+    <w:basedOn w:val="FootnoteText"/>
+    <w:next w:val="FootnoteText"/>
     <w:uiPriority w:val="9"/>
     <w:unhideWhenUsed/>
     <w:qFormat/>
@@ -6504,13 +6557,6 @@
       </w:tblCellMar>
     </w:tblPr>
     <w:tblStylePr w:type="firstRow">
-      <w:tblPr>
-        <w:jc w:val="left"/>
-        <w:tblInd w:type="dxa" w:w="0"/>
-      </w:tblPr>
-      <w:trPr>
-        <w:jc w:val="left"/>
-      </w:trPr>
       <w:tcPr>
         <w:tcBorders>
           <w:bottom w:val="single"/>
@@ -6866,44 +6912,44 @@
         <a:sysClr val="window" lastClr="FFFFFF"/>
       </a:lt1>
       <a:dk2>
-        <a:srgbClr val="1F497D"/>
+        <a:srgbClr val="0E2841"/>
       </a:dk2>
       <a:lt2>
-        <a:srgbClr val="EEECE1"/>
+        <a:srgbClr val="E8E8E8"/>
       </a:lt2>
       <a:accent1>
-        <a:srgbClr val="4F81BD"/>
+        <a:srgbClr val="156082"/>
       </a:accent1>
       <a:accent2>
-        <a:srgbClr val="C0504D"/>
+        <a:srgbClr val="E97132"/>
       </a:accent2>
       <a:accent3>
-        <a:srgbClr val="9BBB59"/>
+        <a:srgbClr val="196B24"/>
       </a:accent3>
       <a:accent4>
-        <a:srgbClr val="8064A2"/>
+        <a:srgbClr val="0F9ED5"/>
       </a:accent4>
       <a:accent5>
-        <a:srgbClr val="4BACC6"/>
+        <a:srgbClr val="A02B93"/>
       </a:accent5>
       <a:accent6>
-        <a:srgbClr val="F79646"/>
+        <a:srgbClr val="4EA72E"/>
       </a:accent6>
       <a:hlink>
-        <a:srgbClr val="0000FF"/>
+        <a:srgbClr val="467886"/>
       </a:hlink>
       <a:folHlink>
-        <a:srgbClr val="800080"/>
+        <a:srgbClr val="96607D"/>
       </a:folHlink>
     </a:clrScheme>
     <a:fontScheme name="Office">
       <a:majorFont>
-        <a:latin typeface="Calibri"/>
+        <a:latin typeface="Aptos Display" panose="02110004020202020204"/>
         <a:ea typeface=""/>
         <a:cs typeface=""/>
-        <a:font script="Jpan" typeface="ＭＳ ゴシック"/>
+        <a:font script="Jpan" typeface="游ゴシック Light"/>
         <a:font script="Hang" typeface="맑은 고딕"/>
-        <a:font script="Hans" typeface="宋体"/>
+        <a:font script="Hans" typeface="等线 Light"/>
         <a:font script="Hant" typeface="新細明體"/>
         <a:font script="Arab" typeface="Times New Roman"/>
         <a:font script="Hebr" typeface="Times New Roman"/>
@@ -6930,14 +6976,32 @@
         <a:font script="Mong" typeface="Mongolian Baiti"/>
         <a:font script="Viet" typeface="Times New Roman"/>
         <a:font script="Uigh" typeface="Microsoft Uighur"/>
+        <a:font script="Geor" typeface="Sylfaen"/>
+        <a:font script="Armn" typeface="Arial"/>
+        <a:font script="Bugi" typeface="Leelawadee UI"/>
+        <a:font script="Bopo" typeface="Microsoft JhengHei"/>
+        <a:font script="Java" typeface="Javanese Text"/>
+        <a:font script="Lisu" typeface="Segoe UI"/>
+        <a:font script="Mymr" typeface="Myanmar Text"/>
+        <a:font script="Nkoo" typeface="Ebrima"/>
+        <a:font script="Olck" typeface="Nirmala UI"/>
+        <a:font script="Osma" typeface="Ebrima"/>
+        <a:font script="Phag" typeface="Phagspa"/>
+        <a:font script="Syrn" typeface="Estrangelo Edessa"/>
+        <a:font script="Syrj" typeface="Estrangelo Edessa"/>
+        <a:font script="Syre" typeface="Estrangelo Edessa"/>
+        <a:font script="Sora" typeface="Nirmala UI"/>
+        <a:font script="Tale" typeface="Microsoft Tai Le"/>
+        <a:font script="Talu" typeface="Microsoft New Tai Lue"/>
+        <a:font script="Tfng" typeface="Ebrima"/>
       </a:majorFont>
       <a:minorFont>
-        <a:latin typeface="Cambria"/>
+        <a:latin typeface="Aptos" panose="02110004020202020204"/>
         <a:ea typeface=""/>
         <a:cs typeface=""/>
-        <a:font script="Jpan" typeface="ＭＳ 明朝"/>
+        <a:font script="Jpan" typeface="游明朝"/>
         <a:font script="Hang" typeface="맑은 고딕"/>
-        <a:font script="Hans" typeface="宋体"/>
+        <a:font script="Hans" typeface="等线"/>
         <a:font script="Hant" typeface="新細明體"/>
         <a:font script="Arab" typeface="Arial"/>
         <a:font script="Hebr" typeface="Arial"/>
@@ -6964,6 +7028,24 @@
         <a:font script="Mong" typeface="Mongolian Baiti"/>
         <a:font script="Viet" typeface="Arial"/>
         <a:font script="Uigh" typeface="Microsoft Uighur"/>
+        <a:font script="Geor" typeface="Sylfaen"/>
+        <a:font script="Armn" typeface="Arial"/>
+        <a:font script="Bugi" typeface="Leelawadee UI"/>
+        <a:font script="Bopo" typeface="Microsoft JhengHei"/>
+        <a:font script="Java" typeface="Javanese Text"/>
+        <a:font script="Lisu" typeface="Segoe UI"/>
+        <a:font script="Mymr" typeface="Myanmar Text"/>
+        <a:font script="Nkoo" typeface="Ebrima"/>
+        <a:font script="Olck" typeface="Nirmala UI"/>
+        <a:font script="Osma" typeface="Ebrima"/>
+        <a:font script="Phag" typeface="Phagspa"/>
+        <a:font script="Syrn" typeface="Estrangelo Edessa"/>
+        <a:font script="Syrj" typeface="Estrangelo Edessa"/>
+        <a:font script="Syre" typeface="Estrangelo Edessa"/>
+        <a:font script="Sora" typeface="Nirmala UI"/>
+        <a:font script="Tale" typeface="Microsoft Tai Le"/>
+        <a:font script="Talu" typeface="Microsoft New Tai Lue"/>
+        <a:font script="Tfng" typeface="Ebrima"/>
       </a:minorFont>
     </a:fontScheme>
     <a:fmtScheme name="Office">
@@ -6975,200 +7057,141 @@
           <a:gsLst>
             <a:gs pos="0">
               <a:schemeClr val="phClr">
-                <a:tint val="50000"/>
-                <a:satMod val="300000"/>
+                <a:lumMod val="110000"/>
+                <a:satMod val="105000"/>
+                <a:tint val="67000"/>
               </a:schemeClr>
             </a:gs>
-            <a:gs pos="35000">
+            <a:gs pos="50000">
               <a:schemeClr val="phClr">
-                <a:tint val="37000"/>
-                <a:satMod val="300000"/>
+                <a:lumMod val="105000"/>
+                <a:satMod val="103000"/>
+                <a:tint val="73000"/>
               </a:schemeClr>
             </a:gs>
             <a:gs pos="100000">
               <a:schemeClr val="phClr">
-                <a:tint val="15000"/>
-                <a:satMod val="350000"/>
+                <a:lumMod val="105000"/>
+                <a:satMod val="109000"/>
+                <a:tint val="81000"/>
               </a:schemeClr>
             </a:gs>
           </a:gsLst>
-          <a:lin ang="16200000" scaled="1"/>
+          <a:lin ang="5400000" scaled="0"/>
         </a:gradFill>
         <a:gradFill rotWithShape="1">
           <a:gsLst>
             <a:gs pos="0">
               <a:schemeClr val="phClr">
-                <a:tint val="100000"/>
+                <a:satMod val="103000"/>
+                <a:lumMod val="102000"/>
+                <a:tint val="94000"/>
+              </a:schemeClr>
+            </a:gs>
+            <a:gs pos="50000">
+              <a:schemeClr val="phClr">
+                <a:satMod val="110000"/>
+                <a:lumMod val="100000"/>
                 <a:shade val="100000"/>
-                <a:satMod val="130000"/>
               </a:schemeClr>
             </a:gs>
             <a:gs pos="100000">
               <a:schemeClr val="phClr">
-                <a:tint val="50000"/>
-                <a:shade val="100000"/>
-                <a:satMod val="350000"/>
+                <a:lumMod val="99000"/>
+                <a:satMod val="120000"/>
+                <a:shade val="78000"/>
               </a:schemeClr>
             </a:gs>
           </a:gsLst>
-          <a:lin ang="16200000" scaled="0"/>
+          <a:lin ang="5400000" scaled="0"/>
         </a:gradFill>
       </a:fillStyleLst>
       <a:lnStyleLst>
-        <a:ln w="9525" cap="flat" cmpd="sng" algn="ctr">
-          <a:solidFill>
-            <a:schemeClr val="phClr">
-              <a:shade val="95000"/>
-              <a:satMod val="105000"/>
-            </a:schemeClr>
-          </a:solidFill>
-          <a:prstDash val="solid"/>
-        </a:ln>
-        <a:ln w="25400" cap="flat" cmpd="sng" algn="ctr">
+        <a:ln w="6350" cap="flat" cmpd="sng" algn="ctr">
           <a:solidFill>
             <a:schemeClr val="phClr"/>
           </a:solidFill>
           <a:prstDash val="solid"/>
+          <a:miter lim="800000"/>
         </a:ln>
-        <a:ln w="38100" cap="flat" cmpd="sng" algn="ctr">
+        <a:ln w="12700" cap="flat" cmpd="sng" algn="ctr">
           <a:solidFill>
             <a:schemeClr val="phClr"/>
           </a:solidFill>
           <a:prstDash val="solid"/>
+          <a:miter lim="800000"/>
+        </a:ln>
+        <a:ln w="19050" cap="flat" cmpd="sng" algn="ctr">
+          <a:solidFill>
+            <a:schemeClr val="phClr"/>
+          </a:solidFill>
+          <a:prstDash val="solid"/>
+          <a:miter lim="800000"/>
         </a:ln>
       </a:lnStyleLst>
       <a:effectStyleLst>
         <a:effectStyle>
+          <a:effectLst/>
+        </a:effectStyle>
+        <a:effectStyle>
+          <a:effectLst/>
+        </a:effectStyle>
+        <a:effectStyle>
           <a:effectLst>
-            <a:outerShdw blurRad="40000" dist="20000" dir="5400000" rotWithShape="0">
+            <a:outerShdw blurRad="57150" dist="19050" dir="5400000" algn="ctr" rotWithShape="0">
               <a:srgbClr val="000000">
-                <a:alpha val="38000"/>
+                <a:alpha val="63000"/>
               </a:srgbClr>
             </a:outerShdw>
           </a:effectLst>
-        </a:effectStyle>
-        <a:effectStyle>
-          <a:effectLst>
-            <a:outerShdw blurRad="40000" dist="23000" dir="5400000" rotWithShape="0">
-              <a:srgbClr val="000000">
-                <a:alpha val="35000"/>
-              </a:srgbClr>
-            </a:outerShdw>
-          </a:effectLst>
-        </a:effectStyle>
-        <a:effectStyle>
-          <a:effectLst>
-            <a:outerShdw blurRad="40000" dist="23000" dir="5400000" rotWithShape="0">
-              <a:srgbClr val="000000">
-                <a:alpha val="35000"/>
-              </a:srgbClr>
-            </a:outerShdw>
-          </a:effectLst>
-          <a:scene3d>
-            <a:camera prst="orthographicFront">
-              <a:rot lat="0" lon="0" rev="0"/>
-            </a:camera>
-            <a:lightRig rig="threePt" dir="t">
-              <a:rot lat="0" lon="0" rev="1200000"/>
-            </a:lightRig>
-          </a:scene3d>
-          <a:sp3d>
-            <a:bevelT w="63500" h="25400"/>
-          </a:sp3d>
         </a:effectStyle>
       </a:effectStyleLst>
       <a:bgFillStyleLst>
         <a:solidFill>
           <a:schemeClr val="phClr"/>
         </a:solidFill>
+        <a:solidFill>
+          <a:schemeClr val="phClr">
+            <a:tint val="95000"/>
+            <a:satMod val="170000"/>
+          </a:schemeClr>
+        </a:solidFill>
         <a:gradFill rotWithShape="1">
           <a:gsLst>
             <a:gs pos="0">
               <a:schemeClr val="phClr">
-                <a:tint val="40000"/>
-                <a:satMod val="350000"/>
+                <a:tint val="93000"/>
+                <a:satMod val="150000"/>
+                <a:shade val="98000"/>
+                <a:lumMod val="102000"/>
               </a:schemeClr>
             </a:gs>
-            <a:gs pos="40000">
+            <a:gs pos="50000">
               <a:schemeClr val="phClr">
-                <a:tint val="45000"/>
-                <a:shade val="99000"/>
-                <a:satMod val="350000"/>
+                <a:tint val="98000"/>
+                <a:satMod val="130000"/>
+                <a:shade val="90000"/>
+                <a:lumMod val="103000"/>
               </a:schemeClr>
             </a:gs>
             <a:gs pos="100000">
               <a:schemeClr val="phClr">
-                <a:shade val="20000"/>
-                <a:satMod val="255000"/>
+                <a:shade val="63000"/>
+                <a:satMod val="120000"/>
               </a:schemeClr>
             </a:gs>
           </a:gsLst>
-          <a:path path="circle">
-            <a:fillToRect l="50000" t="-80000" r="50000" b="180000"/>
-          </a:path>
-        </a:gradFill>
-        <a:gradFill rotWithShape="1">
-          <a:gsLst>
-            <a:gs pos="0">
-              <a:schemeClr val="phClr">
-                <a:tint val="80000"/>
-                <a:satMod val="300000"/>
-              </a:schemeClr>
-            </a:gs>
-            <a:gs pos="100000">
-              <a:schemeClr val="phClr">
-                <a:shade val="30000"/>
-                <a:satMod val="200000"/>
-              </a:schemeClr>
-            </a:gs>
-          </a:gsLst>
-          <a:path path="circle">
-            <a:fillToRect l="50000" t="50000" r="50000" b="50000"/>
-          </a:path>
+          <a:lin ang="5400000" scaled="0"/>
         </a:gradFill>
       </a:bgFillStyleLst>
     </a:fmtScheme>
   </a:themeElements>
-  <a:objectDefaults>
-    <a:spDef>
-      <a:spPr/>
-      <a:bodyPr/>
-      <a:lstStyle/>
-      <a:style>
-        <a:lnRef idx="1">
-          <a:schemeClr val="accent1"/>
-        </a:lnRef>
-        <a:fillRef idx="3">
-          <a:schemeClr val="accent1"/>
-        </a:fillRef>
-        <a:effectRef idx="2">
-          <a:schemeClr val="accent1"/>
-        </a:effectRef>
-        <a:fontRef idx="minor">
-          <a:schemeClr val="lt1"/>
-        </a:fontRef>
-      </a:style>
-    </a:spDef>
-    <a:lnDef>
-      <a:spPr/>
-      <a:bodyPr/>
-      <a:lstStyle/>
-      <a:style>
-        <a:lnRef idx="2">
-          <a:schemeClr val="accent1"/>
-        </a:lnRef>
-        <a:fillRef idx="0">
-          <a:schemeClr val="accent1"/>
-        </a:fillRef>
-        <a:effectRef idx="1">
-          <a:schemeClr val="accent1"/>
-        </a:effectRef>
-        <a:fontRef idx="minor">
-          <a:schemeClr val="tx1"/>
-        </a:fontRef>
-      </a:style>
-    </a:lnDef>
-  </a:objectDefaults>
+  <a:objectDefaults/>
   <a:extraClrSchemeLst/>
+  <a:extLst>
+    <a:ext uri="{05A4C25C-085E-4340-85A3-A5531E510DB2}">
+      <thm15:themeFamily xmlns:thm15="http://schemas.microsoft.com/office/thememl/2012/main" name="Office Theme" id="{2E142A2C-CD16-42D6-873A-C26D2A0506FA}" vid="{1BDDFF52-6CD6-40A5-AB3C-68EB2F1E4D0A}"/>
+    </a:ext>
+  </a:extLst>
 </a:theme>
 </file>